--- a/docs/CAP_V-SAR_User_Guide.docx
+++ b/docs/CAP_V-SAR_User_Guide.docx
@@ -25,7 +25,7 @@
       </w:pPr>
       <w:r>
         <w:rPr/>
-        <w:t>The mission base console, radio console, flight planner and debrief.</w:t>
+        <w:t>Signing in, the mission base console, radio, flight planner and debrief.</w:t>
         <w:br/>
         <w:t xml:space="preserve">Written 14 September 2026 against the running lab system on </w:t>
       </w:r>
@@ -66,7 +66,7 @@
           <w:sz w:val="21"/>
           <w:bdr w:val="single" w:sz="12" w:space="9" w:color="AA0000"/>
         </w:rPr>
-        <w:t xml:space="preserve"> CAP V-SAR is a training simulator. Nothing in it is approved for real-world flight planning, navigation, dispatch, or actual search and rescue. Charts, airport data and weather may be stale, incomplete or wrong, and no NOTAMs are provided. Performance and weight-and-balance figures are estimates and are not a substitute for the aircraft POH or AFM. For an actual flight, use current FAA charts, an official weather briefing and the approved aircraft documents. The practice beacon frequencies used here are training frequencies; do not transmit on distress frequencies. </w:t>
+        <w:t xml:space="preserve"> CAP V-SAR is a training simulator. Nothing in it is approved for real-world flight planning, navigation, dispatch, or actual search and rescue. Charts, airport data and weather may be stale, incomplete or wrong, and no NOTAMs are provided. Performance and weight-and-balance figures are estimates and are not a substitute for the aircraft POH or AFM. For an actual flight, use current FAA charts, an official weather briefing and the approved aircraft documents. Practice beacon frequencies are training frequencies; do not transmit on distress frequencies. </w:t>
       </w:r>
     </w:p>
     <w:p>
@@ -94,7 +94,7 @@
           <w:sz w:val="20"/>
           <w:bdr w:val="single" w:sz="2" w:space="8" w:color="000000"/>
         </w:rPr>
-        <w:t xml:space="preserve"> Every image is a real capture of the running system on 14 September 2026, not a mock-up. They show the build currently deployed on </w:t>
+        <w:t xml:space="preserve"> Every figure is a real capture taken on 14 September 2026, not a mock-up. Figures reached without signing in come from the deployed system on </w:t>
       </w:r>
       <w:r>
         <w:rPr>
@@ -109,25 +109,10 @@
           <w:sz w:val="20"/>
           <w:bdr w:val="single" w:sz="2" w:space="8" w:color="000000"/>
         </w:rPr>
-        <w:t xml:space="preserve">, which </w:t>
-      </w:r>
-      <w:r>
-        <w:rPr>
-          <w:b/>
-          <w:sz w:val="20"/>
-          <w:bdr w:val="single" w:sz="2" w:space="8" w:color="000000"/>
-        </w:rPr>
-        <w:t>predates the access-control work committed on 13 September</w:t>
-      </w:r>
-      <w:r>
-        <w:rPr>
-          <w:sz w:val="20"/>
-          <w:bdr w:val="single" w:sz="2" w:space="8" w:color="000000"/>
-        </w:rPr>
-        <w:t xml:space="preserve">. Once that work is deployed, three things change and are called out where they apply: you will sign in with a participant badge before reaching any page, badges are reissued, and the engineering deck moves off the network. The screens themselves are otherwise the ones you will use. </w:t>
+        <w:t xml:space="preserve">. Figures that require a participant badge were captured from an identical local instance of the same build, so that no live exercise credential appears in a document. The screens are the ones you will use. </w:t>
         <w:br/>
         <w:br/>
-        <w:t xml:space="preserve">Not covered here: the X-Plane cockpit, the Mission Observer station in Air Manager, and the DF heads. The simulator was not running when this was written, so rather than describe them from memory they are left out. See the Flight Operations Handbook for the aircraft and panel. </w:t>
+        <w:t xml:space="preserve">Not covered: the X-Plane cockpit, the Mission Observer station in Air Manager, and the DF heads. The simulator was not running when this was written, so rather than describe them from memory they are left out. See the Flight Operations Handbook for the aircraft and panel. </w:t>
       </w:r>
     </w:p>
     <w:p>
@@ -139,24 +124,24 @@
       </w:pPr>
       <w:r>
         <w:rPr/>
-        <w:t>1. The pieces, and where they are</w:t>
-      </w:r>
-    </w:p>
-    <w:p>
-      <w:pPr>
-        <w:pStyle w:val="BodyText"/>
-        <w:bidi w:val="0"/>
-        <w:jc w:val="left"/>
-        <w:rPr/>
-      </w:pPr>
-      <w:r>
-        <w:rPr/>
-        <w:t>CAP V-SAR is four browser surfaces plus the simulator. You do not need all of them; you need the one for the seat you are filling.</w:t>
+        <w:t>1. One address, one sign-in</w:t>
+      </w:r>
+    </w:p>
+    <w:p>
+      <w:pPr>
+        <w:pStyle w:val="BodyText"/>
+        <w:bidi w:val="0"/>
+        <w:jc w:val="left"/>
+        <w:rPr/>
+      </w:pPr>
+      <w:r>
+        <w:rPr/>
+        <w:t>Everything a participant needs is behind a single HTTPS address. There are no separate ports to remember any more, and there is nothing to reach over plain HTTP — the server redirects you.</w:t>
       </w:r>
     </w:p>
     <w:tbl>
       <w:tblPr>
-        <w:tblW w:w="10049" w:type="dxa"/>
+        <w:tblW w:w="7116" w:type="dxa"/>
         <w:jc w:val="left"/>
         <w:tblInd w:w="28" w:type="dxa"/>
         <w:tblLayout w:type="fixed"/>
@@ -168,15 +153,14 @@
         </w:tblCellMar>
       </w:tblPr>
       <w:tblGrid>
-        <w:gridCol w:w="3236"/>
-        <w:gridCol w:w="3591"/>
-        <w:gridCol w:w="3222"/>
+        <w:gridCol w:w="4157"/>
+        <w:gridCol w:w="2959"/>
       </w:tblGrid>
       <w:tr>
         <w:trPr/>
         <w:tc>
           <w:tcPr>
-            <w:tcW w:w="3236" w:type="dxa"/>
+            <w:tcW w:w="4157" w:type="dxa"/>
             <w:tcBorders/>
             <w:vAlign w:val="center"/>
           </w:tcPr>
@@ -191,13 +175,13 @@
             </w:pPr>
             <w:r>
               <w:rPr/>
-              <w:t>You are</w:t>
-            </w:r>
-          </w:p>
-        </w:tc>
-        <w:tc>
-          <w:tcPr>
-            <w:tcW w:w="3591" w:type="dxa"/>
+              <w:t>What</w:t>
+            </w:r>
+          </w:p>
+        </w:tc>
+        <w:tc>
+          <w:tcPr>
+            <w:tcW w:w="2959" w:type="dxa"/>
             <w:tcBorders/>
             <w:vAlign w:val="center"/>
           </w:tcPr>
@@ -212,28 +196,7 @@
             </w:pPr>
             <w:r>
               <w:rPr/>
-              <w:t>You use</w:t>
-            </w:r>
-          </w:p>
-        </w:tc>
-        <w:tc>
-          <w:tcPr>
-            <w:tcW w:w="3222" w:type="dxa"/>
-            <w:tcBorders/>
-            <w:vAlign w:val="center"/>
-          </w:tcPr>
-          <w:p>
-            <w:pPr>
-              <w:pStyle w:val="TableHeading"/>
-              <w:suppressLineNumbers/>
-              <w:shd w:fill="E8E8E8" w:val="clear"/>
-              <w:bidi w:val="0"/>
-              <w:jc w:val="left"/>
-              <w:rPr/>
-            </w:pPr>
-            <w:r>
-              <w:rPr/>
-              <w:t>Address on the mission network</w:t>
+              <w:t>Address</w:t>
             </w:r>
           </w:p>
         </w:tc>
@@ -242,34 +205,13 @@
         <w:trPr/>
         <w:tc>
           <w:tcPr>
-            <w:tcW w:w="3236" w:type="dxa"/>
+            <w:tcW w:w="4157" w:type="dxa"/>
             <w:tcBorders/>
             <w:vAlign w:val="center"/>
           </w:tcPr>
           <w:p>
             <w:pPr>
               <w:pStyle w:val="TableContents"/>
-              <w:widowControl w:val="false"/>
-              <w:suppressLineNumbers/>
-              <w:bidi w:val="0"/>
-              <w:jc w:val="left"/>
-              <w:rPr/>
-            </w:pPr>
-            <w:r>
-              <w:rPr/>
-              <w:t>Exercise Director / instructor</w:t>
-            </w:r>
-          </w:p>
-        </w:tc>
-        <w:tc>
-          <w:tcPr>
-            <w:tcW w:w="3591" w:type="dxa"/>
-            <w:tcBorders/>
-            <w:vAlign w:val="center"/>
-          </w:tcPr>
-          <w:p>
-            <w:pPr>
-              <w:pStyle w:val="TableContents"/>
               <w:bidi w:val="0"/>
               <w:ind w:hanging="0" w:left="0" w:right="0"/>
               <w:jc w:val="left"/>
@@ -277,13 +219,13 @@
             </w:pPr>
             <w:r>
               <w:rPr/>
-              <w:t>Exercise console</w:t>
-            </w:r>
-          </w:p>
-        </w:tc>
-        <w:tc>
-          <w:tcPr>
-            <w:tcW w:w="3222" w:type="dxa"/>
+              <w:t>Everything — start here</w:t>
+            </w:r>
+          </w:p>
+        </w:tc>
+        <w:tc>
+          <w:tcPr>
+            <w:tcW w:w="2959" w:type="dxa"/>
             <w:tcBorders/>
             <w:vAlign w:val="center"/>
           </w:tcPr>
@@ -302,7 +244,7 @@
                 <w:rFonts w:ascii="Liberation Mono;monospace" w:hAnsi="Liberation Mono;monospace"/>
                 <w:sz w:val="19"/>
               </w:rPr>
-              <w:t>https://ms01:8743/</w:t>
+              <w:t>https://ms01/</w:t>
             </w:r>
           </w:p>
         </w:tc>
@@ -311,34 +253,13 @@
         <w:trPr/>
         <w:tc>
           <w:tcPr>
-            <w:tcW w:w="3236" w:type="dxa"/>
+            <w:tcW w:w="4157" w:type="dxa"/>
             <w:tcBorders/>
             <w:vAlign w:val="center"/>
           </w:tcPr>
           <w:p>
             <w:pPr>
               <w:pStyle w:val="TableContents"/>
-              <w:widowControl w:val="false"/>
-              <w:suppressLineNumbers/>
-              <w:bidi w:val="0"/>
-              <w:jc w:val="left"/>
-              <w:rPr/>
-            </w:pPr>
-            <w:r>
-              <w:rPr/>
-              <w:t>Mission base — IC, AOBD, MRO</w:t>
-            </w:r>
-          </w:p>
-        </w:tc>
-        <w:tc>
-          <w:tcPr>
-            <w:tcW w:w="3591" w:type="dxa"/>
-            <w:tcBorders/>
-            <w:vAlign w:val="center"/>
-          </w:tcPr>
-          <w:p>
-            <w:pPr>
-              <w:pStyle w:val="TableContents"/>
               <w:bidi w:val="0"/>
               <w:ind w:hanging="0" w:left="0" w:right="0"/>
               <w:jc w:val="left"/>
@@ -346,13 +267,13 @@
             </w:pPr>
             <w:r>
               <w:rPr/>
-              <w:t>Mission Base view</w:t>
-            </w:r>
-          </w:p>
-        </w:tc>
-        <w:tc>
-          <w:tcPr>
-            <w:tcW w:w="3222" w:type="dxa"/>
+              <w:t>Exercise console (instructors)</w:t>
+            </w:r>
+          </w:p>
+        </w:tc>
+        <w:tc>
+          <w:tcPr>
+            <w:tcW w:w="2959" w:type="dxa"/>
             <w:tcBorders/>
             <w:vAlign w:val="center"/>
           </w:tcPr>
@@ -371,7 +292,7 @@
                 <w:rFonts w:ascii="Liberation Mono;monospace" w:hAnsi="Liberation Mono;monospace"/>
                 <w:sz w:val="19"/>
               </w:rPr>
-              <w:t>https://ms01:8743/base</w:t>
+              <w:t>https://ms01/instructor</w:t>
             </w:r>
           </w:p>
         </w:tc>
@@ -380,34 +301,13 @@
         <w:trPr/>
         <w:tc>
           <w:tcPr>
-            <w:tcW w:w="3236" w:type="dxa"/>
+            <w:tcW w:w="4157" w:type="dxa"/>
             <w:tcBorders/>
             <w:vAlign w:val="center"/>
           </w:tcPr>
           <w:p>
             <w:pPr>
               <w:pStyle w:val="TableContents"/>
-              <w:widowControl w:val="false"/>
-              <w:suppressLineNumbers/>
-              <w:bidi w:val="0"/>
-              <w:jc w:val="left"/>
-              <w:rPr/>
-            </w:pPr>
-            <w:r>
-              <w:rPr/>
-              <w:t>Mission Radio Operator</w:t>
-            </w:r>
-          </w:p>
-        </w:tc>
-        <w:tc>
-          <w:tcPr>
-            <w:tcW w:w="3591" w:type="dxa"/>
-            <w:tcBorders/>
-            <w:vAlign w:val="center"/>
-          </w:tcPr>
-          <w:p>
-            <w:pPr>
-              <w:pStyle w:val="TableContents"/>
               <w:bidi w:val="0"/>
               <w:ind w:hanging="0" w:left="0" w:right="0"/>
               <w:jc w:val="left"/>
@@ -415,13 +315,13 @@
             </w:pPr>
             <w:r>
               <w:rPr/>
-              <w:t>Base radio console</w:t>
-            </w:r>
-          </w:p>
-        </w:tc>
-        <w:tc>
-          <w:tcPr>
-            <w:tcW w:w="3222" w:type="dxa"/>
+              <w:t>Exercise setup and badges (instructors)</w:t>
+            </w:r>
+          </w:p>
+        </w:tc>
+        <w:tc>
+          <w:tcPr>
+            <w:tcW w:w="2959" w:type="dxa"/>
             <w:tcBorders/>
             <w:vAlign w:val="center"/>
           </w:tcPr>
@@ -440,7 +340,7 @@
                 <w:rFonts w:ascii="Liberation Mono;monospace" w:hAnsi="Liberation Mono;monospace"/>
                 <w:sz w:val="19"/>
               </w:rPr>
-              <w:t>https://ms01:8743/radio</w:t>
+              <w:t>https://ms01/setup</w:t>
             </w:r>
           </w:p>
         </w:tc>
@@ -449,34 +349,13 @@
         <w:trPr/>
         <w:tc>
           <w:tcPr>
-            <w:tcW w:w="3236" w:type="dxa"/>
+            <w:tcW w:w="4157" w:type="dxa"/>
             <w:tcBorders/>
             <w:vAlign w:val="center"/>
           </w:tcPr>
           <w:p>
             <w:pPr>
               <w:pStyle w:val="TableContents"/>
-              <w:widowControl w:val="false"/>
-              <w:suppressLineNumbers/>
-              <w:bidi w:val="0"/>
-              <w:jc w:val="left"/>
-              <w:rPr/>
-            </w:pPr>
-            <w:r>
-              <w:rPr/>
-              <w:t>AOBD / aircrew planning</w:t>
-            </w:r>
-          </w:p>
-        </w:tc>
-        <w:tc>
-          <w:tcPr>
-            <w:tcW w:w="3591" w:type="dxa"/>
-            <w:tcBorders/>
-            <w:vAlign w:val="center"/>
-          </w:tcPr>
-          <w:p>
-            <w:pPr>
-              <w:pStyle w:val="TableContents"/>
               <w:bidi w:val="0"/>
               <w:ind w:hanging="0" w:left="0" w:right="0"/>
               <w:jc w:val="left"/>
@@ -484,13 +363,13 @@
             </w:pPr>
             <w:r>
               <w:rPr/>
-              <w:t>Flight planner</w:t>
-            </w:r>
-          </w:p>
-        </w:tc>
-        <w:tc>
-          <w:tcPr>
-            <w:tcW w:w="3222" w:type="dxa"/>
+              <w:t>Mission Base</w:t>
+            </w:r>
+          </w:p>
+        </w:tc>
+        <w:tc>
+          <w:tcPr>
+            <w:tcW w:w="2959" w:type="dxa"/>
             <w:tcBorders/>
             <w:vAlign w:val="center"/>
           </w:tcPr>
@@ -509,7 +388,7 @@
                 <w:rFonts w:ascii="Liberation Mono;monospace" w:hAnsi="Liberation Mono;monospace"/>
                 <w:sz w:val="19"/>
               </w:rPr>
-              <w:t>http://ms01:8090/</w:t>
+              <w:t>https://ms01/base</w:t>
             </w:r>
           </w:p>
         </w:tc>
@@ -518,34 +397,13 @@
         <w:trPr/>
         <w:tc>
           <w:tcPr>
-            <w:tcW w:w="3236" w:type="dxa"/>
+            <w:tcW w:w="4157" w:type="dxa"/>
             <w:tcBorders/>
             <w:vAlign w:val="center"/>
           </w:tcPr>
           <w:p>
             <w:pPr>
               <w:pStyle w:val="TableContents"/>
-              <w:widowControl w:val="false"/>
-              <w:suppressLineNumbers/>
-              <w:bidi w:val="0"/>
-              <w:jc w:val="left"/>
-              <w:rPr/>
-            </w:pPr>
-            <w:r>
-              <w:rPr/>
-              <w:t>Anyone, after a sortie</w:t>
-            </w:r>
-          </w:p>
-        </w:tc>
-        <w:tc>
-          <w:tcPr>
-            <w:tcW w:w="3591" w:type="dxa"/>
-            <w:tcBorders/>
-            <w:vAlign w:val="center"/>
-          </w:tcPr>
-          <w:p>
-            <w:pPr>
-              <w:pStyle w:val="TableContents"/>
               <w:bidi w:val="0"/>
               <w:ind w:hanging="0" w:left="0" w:right="0"/>
               <w:jc w:val="left"/>
@@ -553,13 +411,13 @@
             </w:pPr>
             <w:r>
               <w:rPr/>
-              <w:t>Debrief</w:t>
-            </w:r>
-          </w:p>
-        </w:tc>
-        <w:tc>
-          <w:tcPr>
-            <w:tcW w:w="3222" w:type="dxa"/>
+              <w:t>Base radio console</w:t>
+            </w:r>
+          </w:p>
+        </w:tc>
+        <w:tc>
+          <w:tcPr>
+            <w:tcW w:w="2959" w:type="dxa"/>
             <w:tcBorders/>
             <w:vAlign w:val="center"/>
           </w:tcPr>
@@ -578,7 +436,7 @@
                 <w:rFonts w:ascii="Liberation Mono;monospace" w:hAnsi="Liberation Mono;monospace"/>
                 <w:sz w:val="19"/>
               </w:rPr>
-              <w:t>https://ms01:8743/debrief</w:t>
+              <w:t>https://ms01/radio</w:t>
             </w:r>
           </w:p>
         </w:tc>
@@ -587,69 +445,178 @@
         <w:trPr/>
         <w:tc>
           <w:tcPr>
-            <w:tcW w:w="3236" w:type="dxa"/>
+            <w:tcW w:w="4157" w:type="dxa"/>
             <w:tcBorders/>
             <w:vAlign w:val="center"/>
           </w:tcPr>
           <w:p>
             <w:pPr>
               <w:pStyle w:val="TableContents"/>
-              <w:widowControl w:val="false"/>
-              <w:suppressLineNumbers/>
-              <w:bidi w:val="0"/>
-              <w:jc w:val="left"/>
-              <w:rPr/>
-            </w:pPr>
-            <w:r>
-              <w:rPr/>
-              <w:t>Aircrew</w:t>
-            </w:r>
-          </w:p>
-        </w:tc>
-        <w:tc>
-          <w:tcPr>
-            <w:tcW w:w="3591" w:type="dxa"/>
+              <w:bidi w:val="0"/>
+              <w:ind w:hanging="0" w:left="0" w:right="0"/>
+              <w:jc w:val="left"/>
+              <w:rPr/>
+            </w:pPr>
+            <w:r>
+              <w:rPr/>
+              <w:t>Debrief</w:t>
+            </w:r>
+          </w:p>
+        </w:tc>
+        <w:tc>
+          <w:tcPr>
+            <w:tcW w:w="2959" w:type="dxa"/>
             <w:tcBorders/>
             <w:vAlign w:val="center"/>
           </w:tcPr>
           <w:p>
             <w:pPr>
               <w:pStyle w:val="TableContents"/>
-              <w:widowControl w:val="false"/>
-              <w:suppressLineNumbers/>
-              <w:bidi w:val="0"/>
-              <w:jc w:val="left"/>
-              <w:rPr/>
-            </w:pPr>
-            <w:r>
-              <w:rPr/>
-              <w:t>X-Plane 12 + Air Manager MO station</w:t>
-            </w:r>
-          </w:p>
-        </w:tc>
-        <w:tc>
-          <w:tcPr>
-            <w:tcW w:w="3222" w:type="dxa"/>
+              <w:bidi w:val="0"/>
+              <w:jc w:val="left"/>
+              <w:rPr>
+                <w:rFonts w:ascii="Liberation Mono;monospace" w:hAnsi="Liberation Mono;monospace"/>
+                <w:sz w:val="19"/>
+              </w:rPr>
+            </w:pPr>
+            <w:r>
+              <w:rPr>
+                <w:rFonts w:ascii="Liberation Mono;monospace" w:hAnsi="Liberation Mono;monospace"/>
+                <w:sz w:val="19"/>
+              </w:rPr>
+              <w:t>https://ms01/debrief</w:t>
+            </w:r>
+          </w:p>
+        </w:tc>
+      </w:tr>
+      <w:tr>
+        <w:trPr/>
+        <w:tc>
+          <w:tcPr>
+            <w:tcW w:w="4157" w:type="dxa"/>
             <w:tcBorders/>
             <w:vAlign w:val="center"/>
           </w:tcPr>
           <w:p>
             <w:pPr>
               <w:pStyle w:val="TableContents"/>
-              <w:widowControl w:val="false"/>
-              <w:suppressLineNumbers/>
-              <w:bidi w:val="0"/>
-              <w:jc w:val="left"/>
-              <w:rPr/>
-            </w:pPr>
-            <w:r>
-              <w:rPr/>
-              <w:t>on your own workstation</w:t>
+              <w:bidi w:val="0"/>
+              <w:ind w:hanging="0" w:left="0" w:right="0"/>
+              <w:jc w:val="left"/>
+              <w:rPr/>
+            </w:pPr>
+            <w:r>
+              <w:rPr/>
+              <w:t>Flight planner</w:t>
+            </w:r>
+          </w:p>
+        </w:tc>
+        <w:tc>
+          <w:tcPr>
+            <w:tcW w:w="2959" w:type="dxa"/>
+            <w:tcBorders/>
+            <w:vAlign w:val="center"/>
+          </w:tcPr>
+          <w:p>
+            <w:pPr>
+              <w:pStyle w:val="TableContents"/>
+              <w:bidi w:val="0"/>
+              <w:jc w:val="left"/>
+              <w:rPr>
+                <w:rFonts w:ascii="Liberation Mono;monospace" w:hAnsi="Liberation Mono;monospace"/>
+                <w:sz w:val="19"/>
+              </w:rPr>
+            </w:pPr>
+            <w:r>
+              <w:rPr>
+                <w:rFonts w:ascii="Liberation Mono;monospace" w:hAnsi="Liberation Mono;monospace"/>
+                <w:sz w:val="19"/>
+              </w:rPr>
+              <w:t>https://ms01/planner/</w:t>
+            </w:r>
+          </w:p>
+        </w:tc>
+      </w:tr>
+      <w:tr>
+        <w:trPr/>
+        <w:tc>
+          <w:tcPr>
+            <w:tcW w:w="4157" w:type="dxa"/>
+            <w:tcBorders/>
+            <w:vAlign w:val="center"/>
+          </w:tcPr>
+          <w:p>
+            <w:pPr>
+              <w:pStyle w:val="TableContents"/>
+              <w:bidi w:val="0"/>
+              <w:ind w:hanging="0" w:left="0" w:right="0"/>
+              <w:jc w:val="left"/>
+              <w:rPr/>
+            </w:pPr>
+            <w:r>
+              <w:rPr/>
+              <w:t>Lab certificate (the one plain-HTTP address)</w:t>
+            </w:r>
+          </w:p>
+        </w:tc>
+        <w:tc>
+          <w:tcPr>
+            <w:tcW w:w="2959" w:type="dxa"/>
+            <w:tcBorders/>
+            <w:vAlign w:val="center"/>
+          </w:tcPr>
+          <w:p>
+            <w:pPr>
+              <w:pStyle w:val="TableContents"/>
+              <w:bidi w:val="0"/>
+              <w:jc w:val="left"/>
+              <w:rPr>
+                <w:rFonts w:ascii="Liberation Mono;monospace" w:hAnsi="Liberation Mono;monospace"/>
+                <w:sz w:val="19"/>
+              </w:rPr>
+            </w:pPr>
+            <w:r>
+              <w:rPr>
+                <w:rFonts w:ascii="Liberation Mono;monospace" w:hAnsi="Liberation Mono;monospace"/>
+                <w:sz w:val="19"/>
+              </w:rPr>
+              <w:t>http://ms01/radio-ca.crt</w:t>
             </w:r>
           </w:p>
         </w:tc>
       </w:tr>
     </w:tbl>
+    <w:p>
+      <w:pPr>
+        <w:pStyle w:val="BodyText"/>
+        <w:bidi w:val="0"/>
+        <w:ind w:hanging="0" w:left="0" w:right="0"/>
+        <w:jc w:val="left"/>
+        <w:rPr/>
+      </w:pPr>
+      <w:r>
+        <w:rPr>
+          <w:rFonts w:ascii="Liberation Mono;monospace" w:hAnsi="Liberation Mono;monospace"/>
+          <w:sz w:val="19"/>
+        </w:rPr>
+        <w:t>ms01.local</w:t>
+      </w:r>
+      <w:r>
+        <w:rPr/>
+        <w:t xml:space="preserve"> and </w:t>
+      </w:r>
+      <w:r>
+        <w:rPr>
+          <w:rFonts w:ascii="Liberation Mono;monospace" w:hAnsi="Liberation Mono;monospace"/>
+          <w:sz w:val="19"/>
+        </w:rPr>
+        <w:t>192.0.2.151</w:t>
+      </w:r>
+      <w:r>
+        <w:rPr/>
+        <w:t xml:space="preserve"> work equally well if that name does not resolve on your device.</w:t>
+      </w:r>
+    </w:p>
     <w:p>
       <w:pPr>
         <w:pStyle w:val="BodyText"/>
@@ -670,7 +637,7 @@
           <w:bdr w:val="single" w:sz="18" w:space="8" w:color="777777"/>
           <w:shd w:fill="F3F3F3" w:val="clear"/>
         </w:rPr>
-        <w:t>Use the HTTPS address for anything with a microphone.</w:t>
+        <w:t>Install the lab certificate once per device.</w:t>
       </w:r>
       <w:r>
         <w:rPr>
@@ -678,7 +645,7 @@
           <w:bdr w:val="single" w:sz="18" w:space="8" w:color="777777"/>
           <w:shd w:fill="F3F3F3" w:val="clear"/>
         </w:rPr>
-        <w:t xml:space="preserve"> Browsers only grant microphone access on a secure page, so the radio console will send you to the HTTPS address if you arrive over plain HTTP. The lab uses its own certificate authority: install the trusted certificate once per device, from </w:t>
+        <w:t xml:space="preserve"> The mission network uses its own certificate authority, so a new tablet or laptop will warn you until you install it. Fetch it from </w:t>
       </w:r>
       <w:r>
         <w:rPr>
@@ -687,7 +654,7 @@
           <w:bdr w:val="single" w:sz="18" w:space="8" w:color="777777"/>
           <w:shd w:fill="F3F3F3" w:val="clear"/>
         </w:rPr>
-        <w:t>/radio-ca.crt</w:t>
+        <w:t>http://ms01/radio-ca.crt</w:t>
       </w:r>
       <w:r>
         <w:rPr>
@@ -695,31 +662,36 @@
           <w:bdr w:val="single" w:sz="18" w:space="8" w:color="777777"/>
           <w:shd w:fill="F3F3F3" w:val="clear"/>
         </w:rPr>
-        <w:t xml:space="preserve"> on the console, or the browser will warn you every time. The setup notes linked from the radio page cover the tablet and computer steps. </w:t>
-      </w:r>
-    </w:p>
-    <w:p>
-      <w:pPr>
-        <w:pStyle w:val="Heading2"/>
-        <w:bidi w:val="0"/>
-        <w:jc w:val="left"/>
-        <w:rPr/>
-      </w:pPr>
-      <w:r>
-        <w:rPr/>
-        <w:t>2. Exercise console — the director's seat</w:t>
-      </w:r>
-    </w:p>
-    <w:p>
-      <w:pPr>
-        <w:pStyle w:val="BodyTextsub"/>
-        <w:bidi w:val="0"/>
-        <w:jc w:val="left"/>
-        <w:rPr/>
-      </w:pPr>
-      <w:r>
-        <w:rPr/>
-        <w:t>Instructors only. This is the one screen that can see the answer.</w:t>
+        <w:t xml:space="preserve"> — deliberately the only address served over plain HTTP, so a new device can bootstrap before it trusts anything. Everything else redirects to HTTPS before any credential can be sent. </w:t>
+      </w:r>
+      <w:r>
+        <w:rPr>
+          <w:b/>
+          <w:sz w:val="20"/>
+          <w:bdr w:val="single" w:sz="18" w:space="8" w:color="777777"/>
+          <w:shd w:fill="F3F3F3" w:val="clear"/>
+        </w:rPr>
+        <w:t>Do this before the session</w:t>
+      </w:r>
+      <w:r>
+        <w:rPr>
+          <w:sz w:val="20"/>
+          <w:bdr w:val="single" w:sz="18" w:space="8" w:color="777777"/>
+          <w:shd w:fill="F3F3F3" w:val="clear"/>
+        </w:rPr>
+        <w:t xml:space="preserve">, not while the net is being established: a browser without the certificate will also refuse the microphone. </w:t>
+      </w:r>
+    </w:p>
+    <w:p>
+      <w:pPr>
+        <w:pStyle w:val="Heading3"/>
+        <w:bidi w:val="0"/>
+        <w:jc w:val="left"/>
+        <w:rPr/>
+      </w:pPr>
+      <w:r>
+        <w:rPr/>
+        <w:t>Signing in</w:t>
       </w:r>
     </w:p>
     <w:p>
@@ -735,7 +707,7 @@
           <wp:inline distT="0" distB="0" distL="0" distR="0">
             <wp:extent cx="10477500" cy="6553200"/>
             <wp:effectExtent l="0" t="0" r="0" b="0"/>
-            <wp:docPr id="1" name="Image1" descr="Exercise console"/>
+            <wp:docPr id="1" name="Image1" descr="Participant login"/>
             <wp:cNvGraphicFramePr>
               <a:graphicFrameLocks xmlns:a="http://schemas.openxmlformats.org/drawingml/2006/main" noChangeAspect="1"/>
             </wp:cNvGraphicFramePr>
@@ -743,7 +715,7 @@
               <a:graphicData uri="http://schemas.openxmlformats.org/drawingml/2006/picture">
                 <pic:pic xmlns:pic="http://schemas.openxmlformats.org/drawingml/2006/picture">
                   <pic:nvPicPr>
-                    <pic:cNvPr id="1" name="Image1" descr="Exercise console"/>
+                    <pic:cNvPr id="1" name="Image1" descr="Participant login"/>
                     <pic:cNvPicPr>
                       <a:picLocks noChangeAspect="1" noChangeArrowheads="1"/>
                     </pic:cNvPicPr>
@@ -784,226 +756,63 @@
       </w:pPr>
       <w:r>
         <w:rPr/>
-        <w:t>Figure 1 — The exercise console. Scenario selector, sortie controls, injected effects, and the bearing log, over a VFR sectional.</w:t>
-      </w:r>
-    </w:p>
-    <w:p>
-      <w:pPr>
-        <w:pStyle w:val="BodyText"/>
-        <w:bidi w:val="0"/>
-        <w:jc w:val="left"/>
-        <w:rPr/>
-      </w:pPr>
-      <w:r>
-        <w:rPr/>
-        <w:t>Everything the director does during a session happens in the left rail:</w:t>
-      </w:r>
-    </w:p>
-    <w:p>
-      <w:pPr>
-        <w:pStyle w:val="BodyText"/>
-        <w:numPr>
-          <w:ilvl w:val="0"/>
-          <w:numId w:val="1"/>
-        </w:numPr>
-        <w:tabs>
-          <w:tab w:val="clear" w:pos="709"/>
-          <w:tab w:val="left" w:pos="709" w:leader="none"/>
-        </w:tabs>
-        <w:bidi w:val="0"/>
-        <w:spacing w:before="0" w:after="0"/>
-        <w:ind w:hanging="283" w:left="709"/>
-        <w:jc w:val="left"/>
-        <w:rPr/>
-      </w:pPr>
-      <w:r>
-        <w:rPr>
-          <w:b/>
-        </w:rPr>
-        <w:t>Sortie.</w:t>
-      </w:r>
-      <w:r>
-        <w:rPr/>
-        <w:t xml:space="preserve"> Shows what is running, or </w:t>
-      </w:r>
-      <w:r>
-        <w:rPr>
-          <w:i/>
-        </w:rPr>
-        <w:t>no sortie running</w:t>
-      </w:r>
-      <w:r>
-        <w:rPr/>
-        <w:t xml:space="preserve">. Pick a scenario from the dropdown, then </w:t>
-      </w:r>
-      <w:r>
-        <w:rPr>
-          <w:b/>
-        </w:rPr>
-        <w:t>Start sortie</w:t>
-      </w:r>
-      <w:r>
-        <w:rPr/>
-        <w:t xml:space="preserve">. </w:t>
-      </w:r>
-      <w:r>
-        <w:rPr>
-          <w:b/>
-        </w:rPr>
-        <w:t>Stop</w:t>
-      </w:r>
-      <w:r>
-        <w:rPr/>
-        <w:t xml:space="preserve"> ends it. </w:t>
-      </w:r>
-    </w:p>
-    <w:p>
-      <w:pPr>
-        <w:pStyle w:val="BodyText"/>
-        <w:numPr>
-          <w:ilvl w:val="0"/>
-          <w:numId w:val="1"/>
-        </w:numPr>
-        <w:tabs>
-          <w:tab w:val="clear" w:pos="709"/>
-          <w:tab w:val="left" w:pos="709" w:leader="none"/>
-        </w:tabs>
-        <w:bidi w:val="0"/>
-        <w:spacing w:before="0" w:after="0"/>
-        <w:ind w:hanging="283" w:left="709"/>
-        <w:jc w:val="left"/>
-        <w:rPr/>
-      </w:pPr>
-      <w:r>
-        <w:rPr>
-          <w:b/>
-        </w:rPr>
-        <w:t>Scenario.</w:t>
-      </w:r>
-      <w:r>
-        <w:rPr/>
-        <w:t xml:space="preserve"> The incident itself. The notes under the selector are the briefing — in Figure 1, a 121.5 ELT on the ground at the ESCON intermediate fix on the KCRQ ILS, drawn from an actual unit sortie. </w:t>
-      </w:r>
-    </w:p>
-    <w:p>
-      <w:pPr>
-        <w:pStyle w:val="BodyText"/>
-        <w:numPr>
-          <w:ilvl w:val="0"/>
-          <w:numId w:val="1"/>
-        </w:numPr>
-        <w:tabs>
-          <w:tab w:val="clear" w:pos="709"/>
-          <w:tab w:val="left" w:pos="709" w:leader="none"/>
-        </w:tabs>
-        <w:bidi w:val="0"/>
-        <w:spacing w:before="0" w:after="0"/>
-        <w:ind w:hanging="283" w:left="709"/>
-        <w:jc w:val="left"/>
-        <w:rPr/>
-      </w:pPr>
-      <w:r>
-        <w:rPr>
-          <w:b/>
-        </w:rPr>
-        <w:t>Reveal beacon (debrief).</w:t>
-      </w:r>
-      <w:r>
-        <w:rPr/>
-        <w:t xml:space="preserve"> Releases the true beacon position. Until you press it, no other view in the system can obtain it — that is the whole teaching mechanism, so leave it alone until the debrief. </w:t>
-      </w:r>
-    </w:p>
-    <w:p>
-      <w:pPr>
-        <w:pStyle w:val="BodyText"/>
-        <w:numPr>
-          <w:ilvl w:val="0"/>
-          <w:numId w:val="1"/>
-        </w:numPr>
-        <w:tabs>
-          <w:tab w:val="clear" w:pos="709"/>
-          <w:tab w:val="left" w:pos="709" w:leader="none"/>
-        </w:tabs>
-        <w:bidi w:val="0"/>
-        <w:spacing w:before="0" w:after="0"/>
-        <w:ind w:hanging="283" w:left="709"/>
-        <w:jc w:val="left"/>
-        <w:rPr/>
-      </w:pPr>
-      <w:r>
-        <w:rPr>
-          <w:b/>
-        </w:rPr>
-        <w:t>Injected effects.</w:t>
-      </w:r>
-      <w:r>
-        <w:rPr/>
-        <w:t xml:space="preserve"> Each one is a discrete teachable failure, toggled mid-sortie: radio horizon, terrain masking, 406 burst cadence, cone of confusion, multipath, airframe shadowing. </w:t>
-      </w:r>
-    </w:p>
-    <w:p>
-      <w:pPr>
-        <w:pStyle w:val="BodyText"/>
-        <w:numPr>
-          <w:ilvl w:val="0"/>
-          <w:numId w:val="1"/>
-        </w:numPr>
-        <w:tabs>
-          <w:tab w:val="clear" w:pos="709"/>
-          <w:tab w:val="left" w:pos="709" w:leader="none"/>
-        </w:tabs>
-        <w:bidi w:val="0"/>
-        <w:spacing w:before="0" w:after="0"/>
-        <w:ind w:hanging="283" w:left="709"/>
-        <w:jc w:val="left"/>
-        <w:rPr/>
-      </w:pPr>
-      <w:r>
-        <w:rPr>
-          <w:b/>
-        </w:rPr>
-        <w:t>Aircraft.</w:t>
-      </w:r>
-      <w:r>
-        <w:rPr/>
-        <w:t xml:space="preserve"> Who is reporting position. </w:t>
-      </w:r>
-      <w:r>
-        <w:rPr>
-          <w:i/>
-        </w:rPr>
-        <w:t>none reporting</w:t>
-      </w:r>
-      <w:r>
-        <w:rPr/>
-        <w:t xml:space="preserve"> means no plugin is connected. </w:t>
-      </w:r>
-    </w:p>
-    <w:p>
-      <w:pPr>
-        <w:pStyle w:val="BodyText"/>
-        <w:numPr>
-          <w:ilvl w:val="0"/>
-          <w:numId w:val="1"/>
-        </w:numPr>
-        <w:tabs>
-          <w:tab w:val="clear" w:pos="709"/>
-          <w:tab w:val="left" w:pos="709" w:leader="none"/>
-        </w:tabs>
-        <w:bidi w:val="0"/>
-        <w:ind w:hanging="283" w:left="709"/>
-        <w:jc w:val="left"/>
-        <w:rPr/>
-      </w:pPr>
-      <w:r>
-        <w:rPr>
-          <w:b/>
-        </w:rPr>
-        <w:t>Bearing log.</w:t>
-      </w:r>
-      <w:r>
-        <w:rPr/>
-        <w:t xml:space="preserve"> Callsign and degrees true. Logging a bearing draws a cut from that aircraft's position at the moment you log it. </w:t>
+        <w:t>Figure 1 — Participant login. Enter the full code from your briefing card, or scan the QR badge.</w:t>
+      </w:r>
+    </w:p>
+    <w:p>
+      <w:pPr>
+        <w:pStyle w:val="BodyText"/>
+        <w:bidi w:val="0"/>
+        <w:ind w:hanging="0" w:left="0" w:right="0"/>
+        <w:jc w:val="left"/>
+        <w:rPr/>
+      </w:pPr>
+      <w:r>
+        <w:rPr/>
+        <w:t xml:space="preserve">Your instructor issues a </w:t>
+      </w:r>
+      <w:r>
+        <w:rPr>
+          <w:b/>
+        </w:rPr>
+        <w:t>participant badge</w:t>
+      </w:r>
+      <w:r>
+        <w:rPr/>
+        <w:t xml:space="preserve"> before the exercise: a short label such as </w:t>
+      </w:r>
+      <w:r>
+        <w:rPr>
+          <w:rFonts w:ascii="Liberation Mono;monospace" w:hAnsi="Liberation Mono;monospace"/>
+          <w:sz w:val="19"/>
+        </w:rPr>
+        <w:t>OBS-423</w:t>
+      </w:r>
+      <w:r>
+        <w:rPr/>
+        <w:t xml:space="preserve"> followed by a long random part. </w:t>
+      </w:r>
+      <w:r>
+        <w:rPr>
+          <w:b/>
+        </w:rPr>
+        <w:t>Enter the whole thing.</w:t>
+      </w:r>
+      <w:r>
+        <w:rPr/>
+        <w:t xml:space="preserve"> The label alone is not a credential and will be refused — that is deliberate, because a label derived from a public callsign would otherwise be guessable by anyone who knew which aircraft you were flying.</w:t>
+      </w:r>
+    </w:p>
+    <w:p>
+      <w:pPr>
+        <w:pStyle w:val="BodyText"/>
+        <w:bidi w:val="0"/>
+        <w:jc w:val="left"/>
+        <w:rPr/>
+      </w:pPr>
+      <w:r>
+        <w:rPr/>
+        <w:t>Scanning the QR code on your badge signs you in the same way. You will be asked to confirm before the session is created, so a link that gets opened by a mail scanner or a preview does not spend your badge.</w:t>
       </w:r>
     </w:p>
     <w:p>
@@ -1026,7 +835,7 @@
           <w:bdr w:val="single" w:sz="18" w:space="8" w:color="777777"/>
           <w:shd w:fill="F3F3F3" w:val="clear"/>
         </w:rPr>
-        <w:t>Effects are the lesson.</w:t>
+        <w:t>Badges are reissued each exercise</w:t>
       </w:r>
       <w:r>
         <w:rPr>
@@ -1034,7 +843,7 @@
           <w:bdr w:val="single" w:sz="18" w:space="8" w:color="777777"/>
           <w:shd w:fill="F3F3F3" w:val="clear"/>
         </w:rPr>
-        <w:t xml:space="preserve"> The point of injecting cone of confusion as an aircraft nears the beacon is that the crew learns to recognise a swinging bearing as a symptom rather than chase it. Inject when the aircraft is positioned to learn something, not on a timer.</w:t>
+        <w:t xml:space="preserve"> and any badge printed before 13 September 2026 no longer works. If yours is refused, you need a new one from the director, not a retyped code.</w:t>
       </w:r>
     </w:p>
     <w:p>
@@ -1046,19 +855,7 @@
       </w:pPr>
       <w:r>
         <w:rPr/>
-        <w:t>3. Mission Base — the base staff view</w:t>
-      </w:r>
-    </w:p>
-    <w:p>
-      <w:pPr>
-        <w:pStyle w:val="BodyTextsub"/>
-        <w:bidi w:val="0"/>
-        <w:jc w:val="left"/>
-        <w:rPr/>
-      </w:pPr>
-      <w:r>
-        <w:rPr/>
-        <w:t>IC, AOBD and MRO work from this screen.</w:t>
+        <w:t>2. The portal — what your seat can reach</w:t>
       </w:r>
     </w:p>
     <w:p>
@@ -1074,7 +871,7 @@
           <wp:inline distT="0" distB="0" distL="0" distR="0">
             <wp:extent cx="10477500" cy="6553200"/>
             <wp:effectExtent l="0" t="0" r="0" b="0"/>
-            <wp:docPr id="2" name="Image2" descr="Mission Base view"/>
+            <wp:docPr id="2" name="Image2" descr="Role-aware portal"/>
             <wp:cNvGraphicFramePr>
               <a:graphicFrameLocks xmlns:a="http://schemas.openxmlformats.org/drawingml/2006/main" noChangeAspect="1"/>
             </wp:cNvGraphicFramePr>
@@ -1082,7 +879,7 @@
               <a:graphicData uri="http://schemas.openxmlformats.org/drawingml/2006/picture">
                 <pic:pic xmlns:pic="http://schemas.openxmlformats.org/drawingml/2006/picture">
                   <pic:nvPicPr>
-                    <pic:cNvPr id="2" name="Image2" descr="Mission Base view"/>
+                    <pic:cNvPr id="2" name="Image2" descr="Role-aware portal"/>
                     <pic:cNvPicPr>
                       <a:picLocks noChangeAspect="1" noChangeArrowheads="1"/>
                     </pic:cNvPicPr>
@@ -1123,170 +920,294 @@
       </w:pPr>
       <w:r>
         <w:rPr/>
-        <w:t>Figure 2 — Mission Base. Alert, sortie status, bearing log with notes, and tasking and messages. No beacon truth appears here, by design.</w:t>
-      </w:r>
-    </w:p>
-    <w:p>
-      <w:pPr>
-        <w:pStyle w:val="BodyText"/>
-        <w:numPr>
-          <w:ilvl w:val="0"/>
-          <w:numId w:val="2"/>
-        </w:numPr>
-        <w:tabs>
-          <w:tab w:val="clear" w:pos="709"/>
-          <w:tab w:val="left" w:pos="709" w:leader="none"/>
-        </w:tabs>
-        <w:bidi w:val="0"/>
-        <w:spacing w:before="0" w:after="0"/>
-        <w:ind w:hanging="283" w:left="709"/>
-        <w:jc w:val="left"/>
-        <w:rPr/>
-      </w:pPr>
-      <w:r>
-        <w:rPr>
-          <w:b/>
-        </w:rPr>
-        <w:t>Alert.</w:t>
-      </w:r>
-      <w:r>
-        <w:rPr/>
-        <w:t xml:space="preserve"> The incident as it came in. Before a sortie opens it reads </w:t>
-      </w:r>
-      <w:r>
-        <w:rPr>
-          <w:i/>
-        </w:rPr>
-        <w:t>waiting for a sortie to open</w:t>
-      </w:r>
-      <w:r>
-        <w:rPr/>
-        <w:t xml:space="preserve">. </w:t>
-      </w:r>
-    </w:p>
-    <w:p>
-      <w:pPr>
-        <w:pStyle w:val="BodyText"/>
-        <w:numPr>
-          <w:ilvl w:val="0"/>
-          <w:numId w:val="2"/>
-        </w:numPr>
-        <w:tabs>
-          <w:tab w:val="clear" w:pos="709"/>
-          <w:tab w:val="left" w:pos="709" w:leader="none"/>
-        </w:tabs>
-        <w:bidi w:val="0"/>
-        <w:spacing w:before="0" w:after="0"/>
-        <w:ind w:hanging="283" w:left="709"/>
-        <w:jc w:val="left"/>
-        <w:rPr/>
-      </w:pPr>
-      <w:r>
-        <w:rPr>
-          <w:b/>
-        </w:rPr>
-        <w:t>Sortie status.</w:t>
-      </w:r>
-      <w:r>
-        <w:rPr/>
-        <w:t xml:space="preserve"> Aircraft currently reporting. </w:t>
-      </w:r>
-    </w:p>
-    <w:p>
-      <w:pPr>
-        <w:pStyle w:val="BodyText"/>
-        <w:numPr>
-          <w:ilvl w:val="0"/>
-          <w:numId w:val="2"/>
-        </w:numPr>
-        <w:tabs>
-          <w:tab w:val="clear" w:pos="709"/>
-          <w:tab w:val="left" w:pos="709" w:leader="none"/>
-        </w:tabs>
-        <w:bidi w:val="0"/>
-        <w:spacing w:before="0" w:after="0"/>
-        <w:ind w:hanging="283" w:left="709"/>
-        <w:jc w:val="left"/>
-        <w:rPr/>
-      </w:pPr>
-      <w:r>
-        <w:rPr>
-          <w:b/>
-        </w:rPr>
-        <w:t>Bearing log.</w:t>
-      </w:r>
-      <w:r>
-        <w:rPr/>
-        <w:t xml:space="preserve"> As bearings come over the net, enter callsign and degrees true; the cut is drawn from the aircraft's position at the moment you log it. The optional note is where you record anything about the bearing's quality. </w:t>
-      </w:r>
-    </w:p>
-    <w:p>
-      <w:pPr>
-        <w:pStyle w:val="BodyText"/>
-        <w:numPr>
-          <w:ilvl w:val="0"/>
-          <w:numId w:val="2"/>
-        </w:numPr>
-        <w:tabs>
-          <w:tab w:val="clear" w:pos="709"/>
-          <w:tab w:val="left" w:pos="709" w:leader="none"/>
-        </w:tabs>
-        <w:bidi w:val="0"/>
-        <w:ind w:hanging="283" w:left="709" w:right="0"/>
-        <w:jc w:val="left"/>
-        <w:rPr/>
-      </w:pPr>
-      <w:r>
-        <w:rPr>
-          <w:b/>
-        </w:rPr>
-        <w:t>Tasking &amp; messages.</w:t>
-      </w:r>
-      <w:r>
-        <w:rPr/>
-        <w:t xml:space="preserve"> Supplements the voice net and leaves a record for the debrief. Address </w:t>
-      </w:r>
-      <w:r>
-        <w:rPr>
-          <w:rFonts w:ascii="Liberation Mono;monospace" w:hAnsi="Liberation Mono;monospace"/>
-          <w:sz w:val="19"/>
-        </w:rPr>
-        <w:t>ALL</w:t>
-      </w:r>
-      <w:r>
-        <w:rPr/>
-        <w:t xml:space="preserve"> or a single callsign. </w:t>
-      </w:r>
-    </w:p>
-    <w:p>
-      <w:pPr>
-        <w:pStyle w:val="BodyText"/>
-        <w:bidi w:val="0"/>
-        <w:spacing w:before="180" w:after="180"/>
-        <w:ind w:hanging="0" w:left="180" w:right="180"/>
-        <w:jc w:val="left"/>
-        <w:rPr>
-          <w:sz w:val="20"/>
-          <w:bdr w:val="single" w:sz="18" w:space="8" w:color="777777"/>
-          <w:shd w:fill="F3F3F3" w:val="clear"/>
-        </w:rPr>
-      </w:pPr>
-      <w:r>
-        <w:rPr>
-          <w:b/>
-          <w:sz w:val="20"/>
-          <w:bdr w:val="single" w:sz="18" w:space="8" w:color="777777"/>
-          <w:shd w:fill="F3F3F3" w:val="clear"/>
-        </w:rPr>
-        <w:t>Base is meant to cross-check the cockpit.</w:t>
-      </w:r>
-      <w:r>
-        <w:rPr>
-          <w:sz w:val="20"/>
-          <w:bdr w:val="single" w:sz="18" w:space="8" w:color="777777"/>
-          <w:shd w:fill="F3F3F3" w:val="clear"/>
-        </w:rPr>
-        <w:t xml:space="preserve"> When a plotted cut disagrees with the previous three, that is usually multipath off terrain, and catching it from base — then asking the crew to re-fly the leg — is one of the things a SAREX exists to practise. Log the disagreement in the note field so it is in the debrief.</w:t>
+        <w:t>Figure 2 — The portal after signing in, here as an instructor. Your role decides which stations are listed; the header shows who the system thinks you are.</w:t>
+      </w:r>
+    </w:p>
+    <w:p>
+      <w:pPr>
+        <w:pStyle w:val="BodyText"/>
+        <w:bidi w:val="0"/>
+        <w:jc w:val="left"/>
+        <w:rPr/>
+      </w:pPr>
+      <w:r>
+        <w:rPr/>
+        <w:t xml:space="preserve">After signing in you land on the portal. It lists only the stations your seat is entitled to, which is also the quickest way to confirm you were issued the right badge — if you are an MRO and you cannot see </w:t>
+      </w:r>
+      <w:r>
+        <w:rPr>
+          <w:b/>
+        </w:rPr>
+        <w:t>Base Radio</w:t>
+      </w:r>
+      <w:r>
+        <w:rPr/>
+        <w:t>, something is wrong with your badge rather than with the radio.</w:t>
+      </w:r>
+    </w:p>
+    <w:tbl>
+      <w:tblPr>
+        <w:tblW w:w="10195" w:type="dxa"/>
+        <w:jc w:val="left"/>
+        <w:tblInd w:w="28" w:type="dxa"/>
+        <w:tblLayout w:type="fixed"/>
+        <w:tblCellMar>
+          <w:top w:w="28" w:type="dxa"/>
+          <w:left w:w="28" w:type="dxa"/>
+          <w:bottom w:w="28" w:type="dxa"/>
+          <w:right w:w="28" w:type="dxa"/>
+        </w:tblCellMar>
+      </w:tblPr>
+      <w:tblGrid>
+        <w:gridCol w:w="2360"/>
+        <w:gridCol w:w="7835"/>
+      </w:tblGrid>
+      <w:tr>
+        <w:trPr/>
+        <w:tc>
+          <w:tcPr>
+            <w:tcW w:w="2360" w:type="dxa"/>
+            <w:tcBorders/>
+            <w:vAlign w:val="center"/>
+          </w:tcPr>
+          <w:p>
+            <w:pPr>
+              <w:pStyle w:val="TableHeading"/>
+              <w:suppressLineNumbers/>
+              <w:shd w:fill="E8E8E8" w:val="clear"/>
+              <w:bidi w:val="0"/>
+              <w:jc w:val="left"/>
+              <w:rPr/>
+            </w:pPr>
+            <w:r>
+              <w:rPr/>
+              <w:t>Your role</w:t>
+            </w:r>
+          </w:p>
+        </w:tc>
+        <w:tc>
+          <w:tcPr>
+            <w:tcW w:w="7835" w:type="dxa"/>
+            <w:tcBorders/>
+            <w:vAlign w:val="center"/>
+          </w:tcPr>
+          <w:p>
+            <w:pPr>
+              <w:pStyle w:val="TableHeading"/>
+              <w:suppressLineNumbers/>
+              <w:shd w:fill="E8E8E8" w:val="clear"/>
+              <w:bidi w:val="0"/>
+              <w:jc w:val="left"/>
+              <w:rPr/>
+            </w:pPr>
+            <w:r>
+              <w:rPr/>
+              <w:t>Stations listed</w:t>
+            </w:r>
+          </w:p>
+        </w:tc>
+      </w:tr>
+      <w:tr>
+        <w:trPr/>
+        <w:tc>
+          <w:tcPr>
+            <w:tcW w:w="2360" w:type="dxa"/>
+            <w:tcBorders/>
+            <w:vAlign w:val="center"/>
+          </w:tcPr>
+          <w:p>
+            <w:pPr>
+              <w:pStyle w:val="TableContents"/>
+              <w:widowControl w:val="false"/>
+              <w:suppressLineNumbers/>
+              <w:bidi w:val="0"/>
+              <w:jc w:val="left"/>
+              <w:rPr/>
+            </w:pPr>
+            <w:r>
+              <w:rPr/>
+              <w:t>Instructor</w:t>
+            </w:r>
+          </w:p>
+        </w:tc>
+        <w:tc>
+          <w:tcPr>
+            <w:tcW w:w="7835" w:type="dxa"/>
+            <w:tcBorders/>
+            <w:vAlign w:val="center"/>
+          </w:tcPr>
+          <w:p>
+            <w:pPr>
+              <w:pStyle w:val="TableContents"/>
+              <w:widowControl w:val="false"/>
+              <w:suppressLineNumbers/>
+              <w:bidi w:val="0"/>
+              <w:jc w:val="left"/>
+              <w:rPr/>
+            </w:pPr>
+            <w:r>
+              <w:rPr/>
+              <w:t>Exercise Console, Exercise Setup, Mission Base, Base Radio, Debrief, Flight Planner</w:t>
+            </w:r>
+          </w:p>
+        </w:tc>
+      </w:tr>
+      <w:tr>
+        <w:trPr/>
+        <w:tc>
+          <w:tcPr>
+            <w:tcW w:w="2360" w:type="dxa"/>
+            <w:tcBorders/>
+            <w:vAlign w:val="center"/>
+          </w:tcPr>
+          <w:p>
+            <w:pPr>
+              <w:pStyle w:val="TableContents"/>
+              <w:widowControl w:val="false"/>
+              <w:suppressLineNumbers/>
+              <w:bidi w:val="0"/>
+              <w:jc w:val="left"/>
+              <w:rPr/>
+            </w:pPr>
+            <w:r>
+              <w:rPr/>
+              <w:t>Base (IC, AOBD, MRO)</w:t>
+            </w:r>
+          </w:p>
+        </w:tc>
+        <w:tc>
+          <w:tcPr>
+            <w:tcW w:w="7835" w:type="dxa"/>
+            <w:tcBorders/>
+            <w:vAlign w:val="center"/>
+          </w:tcPr>
+          <w:p>
+            <w:pPr>
+              <w:pStyle w:val="TableContents"/>
+              <w:widowControl w:val="false"/>
+              <w:suppressLineNumbers/>
+              <w:bidi w:val="0"/>
+              <w:jc w:val="left"/>
+              <w:rPr/>
+            </w:pPr>
+            <w:r>
+              <w:rPr/>
+              <w:t>Mission Base, Base Radio, Flight Planner</w:t>
+            </w:r>
+          </w:p>
+        </w:tc>
+      </w:tr>
+      <w:tr>
+        <w:trPr/>
+        <w:tc>
+          <w:tcPr>
+            <w:tcW w:w="2360" w:type="dxa"/>
+            <w:tcBorders/>
+            <w:vAlign w:val="center"/>
+          </w:tcPr>
+          <w:p>
+            <w:pPr>
+              <w:pStyle w:val="TableContents"/>
+              <w:widowControl w:val="false"/>
+              <w:suppressLineNumbers/>
+              <w:bidi w:val="0"/>
+              <w:jc w:val="left"/>
+              <w:rPr/>
+            </w:pPr>
+            <w:r>
+              <w:rPr/>
+              <w:t>Aircrew</w:t>
+            </w:r>
+          </w:p>
+        </w:tc>
+        <w:tc>
+          <w:tcPr>
+            <w:tcW w:w="7835" w:type="dxa"/>
+            <w:tcBorders/>
+            <w:vAlign w:val="center"/>
+          </w:tcPr>
+          <w:p>
+            <w:pPr>
+              <w:pStyle w:val="TableContents"/>
+              <w:widowControl w:val="false"/>
+              <w:suppressLineNumbers/>
+              <w:bidi w:val="0"/>
+              <w:jc w:val="left"/>
+              <w:rPr/>
+            </w:pPr>
+            <w:r>
+              <w:rPr/>
+              <w:t>Mission Base, Flight Planner</w:t>
+            </w:r>
+          </w:p>
+        </w:tc>
+      </w:tr>
+      <w:tr>
+        <w:trPr/>
+        <w:tc>
+          <w:tcPr>
+            <w:tcW w:w="2360" w:type="dxa"/>
+            <w:tcBorders/>
+            <w:vAlign w:val="center"/>
+          </w:tcPr>
+          <w:p>
+            <w:pPr>
+              <w:pStyle w:val="TableContents"/>
+              <w:widowControl w:val="false"/>
+              <w:suppressLineNumbers/>
+              <w:bidi w:val="0"/>
+              <w:jc w:val="left"/>
+              <w:rPr/>
+            </w:pPr>
+            <w:r>
+              <w:rPr/>
+              <w:t>Ground team / UDF</w:t>
+            </w:r>
+          </w:p>
+        </w:tc>
+        <w:tc>
+          <w:tcPr>
+            <w:tcW w:w="7835" w:type="dxa"/>
+            <w:tcBorders/>
+            <w:vAlign w:val="center"/>
+          </w:tcPr>
+          <w:p>
+            <w:pPr>
+              <w:pStyle w:val="TableContents"/>
+              <w:widowControl w:val="false"/>
+              <w:suppressLineNumbers/>
+              <w:bidi w:val="0"/>
+              <w:jc w:val="left"/>
+              <w:rPr/>
+            </w:pPr>
+            <w:r>
+              <w:rPr/>
+              <w:t>Base Radio, Flight Planner</w:t>
+            </w:r>
+          </w:p>
+        </w:tc>
+      </w:tr>
+    </w:tbl>
+    <w:p>
+      <w:pPr>
+        <w:pStyle w:val="BodyText"/>
+        <w:bidi w:val="0"/>
+        <w:jc w:val="left"/>
+        <w:rPr/>
+      </w:pPr>
+      <w:r>
+        <w:rPr/>
+        <w:t xml:space="preserve">The header on every station page carries the same links, plus your identity and </w:t>
+      </w:r>
+      <w:r>
+        <w:rPr>
+          <w:b/>
+        </w:rPr>
+        <w:t>Log out</w:t>
+      </w:r>
+      <w:r>
+        <w:rPr/>
+        <w:t>.</w:t>
       </w:r>
     </w:p>
     <w:p>
@@ -1298,7 +1219,7 @@
       </w:pPr>
       <w:r>
         <w:rPr/>
-        <w:t>4. Base radio console</w:t>
+        <w:t>3. Exercise Setup — the director's first job</w:t>
       </w:r>
     </w:p>
     <w:p>
@@ -1310,7 +1231,7 @@
       </w:pPr>
       <w:r>
         <w:rPr/>
-        <w:t>The MRO's station on the mission net.</w:t>
+        <w:t>Instructors only. Do this before anyone else can sign in.</w:t>
       </w:r>
     </w:p>
     <w:p>
@@ -1326,7 +1247,7 @@
           <wp:inline distT="0" distB="0" distL="0" distR="0">
             <wp:extent cx="10477500" cy="6553200"/>
             <wp:effectExtent l="0" t="0" r="0" b="0"/>
-            <wp:docPr id="3" name="Image3" descr="Base radio console"/>
+            <wp:docPr id="3" name="Image3" descr="Exercise setup"/>
             <wp:cNvGraphicFramePr>
               <a:graphicFrameLocks xmlns:a="http://schemas.openxmlformats.org/drawingml/2006/main" noChangeAspect="1"/>
             </wp:cNvGraphicFramePr>
@@ -1334,7 +1255,7 @@
               <a:graphicData uri="http://schemas.openxmlformats.org/drawingml/2006/picture">
                 <pic:pic xmlns:pic="http://schemas.openxmlformats.org/drawingml/2006/picture">
                   <pic:nvPicPr>
-                    <pic:cNvPr id="3" name="Image3" descr="Base radio console"/>
+                    <pic:cNvPr id="3" name="Image3" descr="Exercise setup"/>
                     <pic:cNvPicPr>
                       <a:picLocks noChangeAspect="1" noChangeArrowheads="1"/>
                     </pic:cNvPicPr>
@@ -1375,19 +1296,7 @@
       </w:pPr>
       <w:r>
         <w:rPr/>
-        <w:t>Figure 3 — The base radio console over HTTPS, showing the Motorola APX 4500 control head and the operator setup panel.</w:t>
-      </w:r>
-    </w:p>
-    <w:p>
-      <w:pPr>
-        <w:pStyle w:val="Heading3"/>
-        <w:bidi w:val="0"/>
-        <w:jc w:val="left"/>
-        <w:rPr/>
-      </w:pPr>
-      <w:r>
-        <w:rPr/>
-        <w:t>Before the exercise</w:t>
+        <w:t>Figure 3 — Exercise setup: exercise parameters, the aircraft fleet, and ground and radio staff. Saving generates the login codes and QR badges.</w:t>
       </w:r>
     </w:p>
     <w:p>
@@ -1395,7 +1304,7 @@
         <w:pStyle w:val="BodyText"/>
         <w:numPr>
           <w:ilvl w:val="0"/>
-          <w:numId w:val="3"/>
+          <w:numId w:val="1"/>
         </w:numPr>
         <w:tabs>
           <w:tab w:val="clear" w:pos="709"/>
@@ -1408,8 +1317,14 @@
         <w:rPr/>
       </w:pPr>
       <w:r>
-        <w:rPr/>
-        <w:t xml:space="preserve">Pair your headset in your device's own Bluetooth settings first. The page cannot do it for you. </w:t>
+        <w:rPr>
+          <w:b/>
+        </w:rPr>
+        <w:t>Exercise parameters.</w:t>
+      </w:r>
+      <w:r>
+        <w:rPr/>
+        <w:t xml:space="preserve"> Name the exercise and pick the target scenario. The description below the selector is the incident, with its beacon band. </w:t>
       </w:r>
     </w:p>
     <w:p>
@@ -1417,7 +1332,7 @@
         <w:pStyle w:val="BodyText"/>
         <w:numPr>
           <w:ilvl w:val="0"/>
-          <w:numId w:val="3"/>
+          <w:numId w:val="1"/>
         </w:numPr>
         <w:tabs>
           <w:tab w:val="clear" w:pos="709"/>
@@ -1430,28 +1345,14 @@
         <w:rPr/>
       </w:pPr>
       <w:r>
-        <w:rPr/>
-        <w:t xml:space="preserve">Open the console over </w:t>
-      </w:r>
-      <w:r>
-        <w:rPr>
-          <w:b/>
-        </w:rPr>
-        <w:t>HTTPS</w:t>
-      </w:r>
-      <w:r>
-        <w:rPr/>
-        <w:t xml:space="preserve">. On plain HTTP you will get a </w:t>
-      </w:r>
-      <w:r>
-        <w:rPr>
-          <w:i/>
-        </w:rPr>
-        <w:t>Headset access</w:t>
-      </w:r>
-      <w:r>
-        <w:rPr/>
-        <w:t xml:space="preserve"> notice instead of a working radio. </w:t>
+        <w:rPr>
+          <w:b/>
+        </w:rPr>
+        <w:t>Aircraft fleet.</w:t>
+      </w:r>
+      <w:r>
+        <w:rPr/>
+        <w:t xml:space="preserve"> One to four airplanes. For each: call sign, tail number, direction finder model (Becker SAR-DF 517 or RHOTHETA RT-600), and which crew positions to staff — pilot, observer, scanner. </w:t>
       </w:r>
     </w:p>
     <w:p>
@@ -1459,216 +1360,38 @@
         <w:pStyle w:val="BodyText"/>
         <w:numPr>
           <w:ilvl w:val="0"/>
-          <w:numId w:val="3"/>
+          <w:numId w:val="1"/>
         </w:numPr>
         <w:tabs>
           <w:tab w:val="clear" w:pos="709"/>
           <w:tab w:val="left" w:pos="709" w:leader="none"/>
         </w:tabs>
         <w:bidi w:val="0"/>
-        <w:spacing w:before="0" w:after="0"/>
-        <w:ind w:hanging="283" w:left="709" w:right="0"/>
-        <w:jc w:val="left"/>
-        <w:rPr/>
-      </w:pPr>
-      <w:r>
-        <w:rPr/>
-        <w:t xml:space="preserve">Check </w:t>
-      </w:r>
-      <w:r>
-        <w:rPr>
-          <w:b/>
-        </w:rPr>
-        <w:t>Your callsign</w:t>
-      </w:r>
-      <w:r>
-        <w:rPr/>
-        <w:t xml:space="preserve"> in the operator setup panel — </w:t>
-      </w:r>
-      <w:r>
-        <w:rPr>
-          <w:rFonts w:ascii="Liberation Mono;monospace" w:hAnsi="Liberation Mono;monospace"/>
-          <w:sz w:val="19"/>
-        </w:rPr>
-        <w:t>MISSION BASE</w:t>
-      </w:r>
-      <w:r>
-        <w:rPr/>
-        <w:t xml:space="preserve"> in Figure 3. </w:t>
-      </w:r>
-    </w:p>
-    <w:p>
-      <w:pPr>
-        <w:pStyle w:val="BodyText"/>
-        <w:numPr>
-          <w:ilvl w:val="0"/>
-          <w:numId w:val="3"/>
-        </w:numPr>
-        <w:tabs>
-          <w:tab w:val="clear" w:pos="709"/>
-          <w:tab w:val="left" w:pos="709" w:leader="none"/>
-        </w:tabs>
-        <w:bidi w:val="0"/>
-        <w:spacing w:before="0" w:after="0"/>
         <w:ind w:hanging="283" w:left="709"/>
         <w:jc w:val="left"/>
         <w:rPr/>
       </w:pPr>
       <w:r>
-        <w:rPr/>
-        <w:t xml:space="preserve">Set </w:t>
-      </w:r>
-      <w:r>
-        <w:rPr>
-          <w:b/>
-        </w:rPr>
-        <w:t>Microphone</w:t>
-      </w:r>
-      <w:r>
-        <w:rPr/>
-        <w:t xml:space="preserve"> and </w:t>
-      </w:r>
-      <w:r>
-        <w:rPr>
-          <w:b/>
-        </w:rPr>
-        <w:t>Listen through</w:t>
-      </w:r>
-      <w:r>
-        <w:rPr/>
-        <w:t xml:space="preserve"> to your headset rather than the system default. </w:t>
-      </w:r>
-    </w:p>
-    <w:p>
-      <w:pPr>
-        <w:pStyle w:val="BodyText"/>
-        <w:numPr>
-          <w:ilvl w:val="0"/>
-          <w:numId w:val="3"/>
-        </w:numPr>
-        <w:tabs>
-          <w:tab w:val="clear" w:pos="709"/>
-          <w:tab w:val="left" w:pos="709" w:leader="none"/>
-        </w:tabs>
-        <w:bidi w:val="0"/>
-        <w:ind w:hanging="283" w:left="709"/>
-        <w:jc w:val="left"/>
-        <w:rPr/>
-      </w:pPr>
-      <w:r>
-        <w:rPr>
-          <w:b/>
-        </w:rPr>
-        <w:t>Test headset sound</w:t>
-      </w:r>
-      <w:r>
-        <w:rPr/>
-        <w:t xml:space="preserve">, then </w:t>
-      </w:r>
-      <w:r>
-        <w:rPr>
-          <w:b/>
-        </w:rPr>
-        <w:t>Join mission net</w:t>
-      </w:r>
-      <w:r>
-        <w:rPr/>
-        <w:t xml:space="preserve">. </w:t>
-      </w:r>
-    </w:p>
-    <w:p>
-      <w:pPr>
-        <w:pStyle w:val="Heading3"/>
-        <w:bidi w:val="0"/>
-        <w:jc w:val="left"/>
-        <w:rPr/>
-      </w:pPr>
-      <w:r>
-        <w:rPr/>
-        <w:t>Working the net</w:t>
-      </w:r>
-    </w:p>
-    <w:p>
-      <w:pPr>
-        <w:pStyle w:val="BodyText"/>
-        <w:numPr>
-          <w:ilvl w:val="0"/>
-          <w:numId w:val="4"/>
-        </w:numPr>
-        <w:tabs>
-          <w:tab w:val="clear" w:pos="709"/>
-          <w:tab w:val="left" w:pos="709" w:leader="none"/>
-        </w:tabs>
-        <w:bidi w:val="0"/>
-        <w:spacing w:before="0" w:after="0"/>
-        <w:ind w:hanging="283" w:left="709"/>
-        <w:jc w:val="left"/>
-        <w:rPr/>
-      </w:pPr>
-      <w:r>
-        <w:rPr>
-          <w:b/>
-        </w:rPr>
-        <w:t>Select your radio.</w:t>
-      </w:r>
-      <w:r>
-        <w:rPr/>
-        <w:t xml:space="preserve"> Motorola APX 4500 or EFJohnson 5300. The control head is operable — it is the radio you would use at a real base. </w:t>
-      </w:r>
-    </w:p>
-    <w:p>
-      <w:pPr>
-        <w:pStyle w:val="BodyText"/>
-        <w:numPr>
-          <w:ilvl w:val="0"/>
-          <w:numId w:val="4"/>
-        </w:numPr>
-        <w:tabs>
-          <w:tab w:val="clear" w:pos="709"/>
-          <w:tab w:val="left" w:pos="709" w:leader="none"/>
-        </w:tabs>
-        <w:bidi w:val="0"/>
-        <w:spacing w:before="0" w:after="0"/>
-        <w:ind w:hanging="283" w:left="709"/>
-        <w:jc w:val="left"/>
-        <w:rPr/>
-      </w:pPr>
-      <w:r>
-        <w:rPr>
-          <w:b/>
-        </w:rPr>
-        <w:t>Mission net.</w:t>
-      </w:r>
-      <w:r>
-        <w:rPr/>
-        <w:t xml:space="preserve"> Choose the channel. Convention is Primary for position reports and Alternate for DF traffic; follow the communications plan for the exercise. </w:t>
-      </w:r>
-    </w:p>
-    <w:p>
-      <w:pPr>
-        <w:pStyle w:val="BodyText"/>
-        <w:numPr>
-          <w:ilvl w:val="0"/>
-          <w:numId w:val="4"/>
-        </w:numPr>
-        <w:tabs>
-          <w:tab w:val="clear" w:pos="709"/>
-          <w:tab w:val="left" w:pos="709" w:leader="none"/>
-        </w:tabs>
-        <w:bidi w:val="0"/>
-        <w:ind w:hanging="283" w:left="709"/>
-        <w:jc w:val="left"/>
-        <w:rPr/>
-      </w:pPr>
-      <w:r>
-        <w:rPr>
-          <w:b/>
-        </w:rPr>
-        <w:t>Headset volume</w:t>
-      </w:r>
-      <w:r>
-        <w:rPr/>
-        <w:t xml:space="preserve"> is separate from your device volume. </w:t>
+        <w:rPr>
+          <w:b/>
+        </w:rPr>
+        <w:t>Ground operations and mission radio staff.</w:t>
+      </w:r>
+      <w:r>
+        <w:rPr/>
+        <w:t xml:space="preserve"> MRO 1 and MRO 2, and UDF ground teams. MRO 1 is the primary VHF-FM tactical net controller and Form 110 logging watch; MRO 2 is the aeronautical VHF-AM airband watch. </w:t>
+      </w:r>
+    </w:p>
+    <w:p>
+      <w:pPr>
+        <w:pStyle w:val="BodyText"/>
+        <w:bidi w:val="0"/>
+        <w:jc w:val="left"/>
+        <w:rPr/>
+      </w:pPr>
+      <w:r>
+        <w:rPr/>
+        <w:t>Saving generates a badge for every seat you staffed. Hand each participant their own — the badge carries their callsign and aircraft assignment, which is where the radio console gets the callsign from, so people cannot present as another station.</w:t>
       </w:r>
     </w:p>
     <w:p>
@@ -1691,7 +1414,7 @@
           <w:bdr w:val="single" w:sz="18" w:space="8" w:color="777777"/>
           <w:shd w:fill="F3F3F3" w:val="clear"/>
         </w:rPr>
-        <w:t>After the September access-control work is deployed,</w:t>
+        <w:t>Regenerating the roster invalidates the old badges and signs out anyone holding one.</w:t>
       </w:r>
       <w:r>
         <w:rPr>
@@ -1699,7 +1422,7 @@
           <w:bdr w:val="single" w:sz="18" w:space="8" w:color="777777"/>
           <w:shd w:fill="F3F3F3" w:val="clear"/>
         </w:rPr>
-        <w:t xml:space="preserve"> your callsign is taken from your participant badge rather than typed, so it cannot be set to another station's.</w:t>
+        <w:t xml:space="preserve"> That is intentional, but do not do it mid-exercise.</w:t>
       </w:r>
     </w:p>
     <w:p>
@@ -1711,7 +1434,7 @@
       </w:pPr>
       <w:r>
         <w:rPr/>
-        <w:t>5. Flight planner</w:t>
+        <w:t>4. Exercise console — running the sortie</w:t>
       </w:r>
     </w:p>
     <w:p>
@@ -1723,7 +1446,7 @@
       </w:pPr>
       <w:r>
         <w:rPr/>
-        <w:t>The AOBD builds the route and the search patterns here.</w:t>
+        <w:t>Instructors only. This is the one screen that can see the answer.</w:t>
       </w:r>
     </w:p>
     <w:p>
@@ -1739,7 +1462,7 @@
           <wp:inline distT="0" distB="0" distL="0" distR="0">
             <wp:extent cx="10477500" cy="6553200"/>
             <wp:effectExtent l="0" t="0" r="0" b="0"/>
-            <wp:docPr id="4" name="Image4" descr="Flight planner with a computed route"/>
+            <wp:docPr id="4" name="Image4" descr="Exercise console"/>
             <wp:cNvGraphicFramePr>
               <a:graphicFrameLocks xmlns:a="http://schemas.openxmlformats.org/drawingml/2006/main" noChangeAspect="1"/>
             </wp:cNvGraphicFramePr>
@@ -1747,7 +1470,7 @@
               <a:graphicData uri="http://schemas.openxmlformats.org/drawingml/2006/picture">
                 <pic:pic xmlns:pic="http://schemas.openxmlformats.org/drawingml/2006/picture">
                   <pic:nvPicPr>
-                    <pic:cNvPr id="4" name="Image4" descr="Flight planner with a computed route"/>
+                    <pic:cNvPr id="4" name="Image4" descr="Exercise console"/>
                     <pic:cNvPicPr>
                       <a:picLocks noChangeAspect="1" noChangeArrowheads="1"/>
                     </pic:cNvPicPr>
@@ -1788,155 +1511,204 @@
       </w:pPr>
       <w:r>
         <w:rPr/>
-        <w:t>Figure 4 — A computed route, KSEE to KPSP via JLI and TRM: 84.5 NM, 55 minutes, 15.8 gallons, winds 232°/9kt, with the per-leg navigation log below.</w:t>
-      </w:r>
-    </w:p>
-    <w:p>
-      <w:pPr>
-        <w:pStyle w:val="BodyText"/>
-        <w:bidi w:val="0"/>
-        <w:ind w:hanging="0" w:left="0" w:right="0"/>
-        <w:jc w:val="left"/>
-        <w:rPr/>
-      </w:pPr>
-      <w:r>
-        <w:rPr/>
-        <w:t>Type the route in the box at top left as a list of identifiers (</w:t>
-      </w:r>
-      <w:r>
-        <w:rPr>
-          <w:rFonts w:ascii="Liberation Mono;monospace" w:hAnsi="Liberation Mono;monospace"/>
-          <w:sz w:val="19"/>
-        </w:rPr>
-        <w:t>KSEE JLI TRM KPSP</w:t>
-      </w:r>
-      <w:r>
-        <w:rPr/>
-        <w:t xml:space="preserve">), set cruise altitude, power and reserve, then press </w:t>
-      </w:r>
-      <w:r>
-        <w:rPr>
-          <w:b/>
-        </w:rPr>
-        <w:t>Fly</w:t>
-      </w:r>
-      <w:r>
-        <w:rPr/>
-        <w:t>. The log below the chart gives, per leg: distance, true course, wind correction angle, magnetic heading, groundspeed, time and fuel, then the fuel breakdown by phase.</w:t>
-      </w:r>
-    </w:p>
-    <w:p>
-      <w:pPr>
-        <w:pStyle w:val="BodyText"/>
-        <w:bidi w:val="0"/>
-        <w:jc w:val="left"/>
-        <w:rPr/>
-      </w:pPr>
-      <w:r>
-        <w:rPr/>
-        <w:t xml:space="preserve">The tabs under the chart are </w:t>
-      </w:r>
-      <w:r>
-        <w:rPr>
-          <w:b/>
-        </w:rPr>
-        <w:t>Log</w:t>
-      </w:r>
-      <w:r>
-        <w:rPr/>
-        <w:t xml:space="preserve">, </w:t>
-      </w:r>
-      <w:r>
-        <w:rPr>
-          <w:b/>
-        </w:rPr>
-        <w:t>Weather</w:t>
-      </w:r>
-      <w:r>
-        <w:rPr/>
-        <w:t xml:space="preserve">, </w:t>
-      </w:r>
-      <w:r>
-        <w:rPr>
-          <w:b/>
-        </w:rPr>
-        <w:t>Airports</w:t>
-      </w:r>
-      <w:r>
-        <w:rPr/>
-        <w:t xml:space="preserve"> and </w:t>
-      </w:r>
-      <w:r>
-        <w:rPr>
-          <w:b/>
-        </w:rPr>
-        <w:t>Terrain</w:t>
-      </w:r>
-      <w:r>
-        <w:rPr/>
-        <w:t>. The chart layer selector at top right switches between VFR sectional, IFR low, IFR high, satellite and street.</w:t>
-      </w:r>
-    </w:p>
-    <w:p>
-      <w:pPr>
-        <w:pStyle w:val="BodyText"/>
-        <w:bidi w:val="0"/>
-        <w:jc w:val="left"/>
-        <w:rPr/>
-      </w:pPr>
-      <w:r>
-        <w:rPr/>
-        <w:t xml:space="preserve">The toolbar at top right carries </w:t>
-      </w:r>
-      <w:r>
-        <w:rPr>
-          <w:b/>
-        </w:rPr>
-        <w:t>SAR</w:t>
-      </w:r>
-      <w:r>
-        <w:rPr/>
-        <w:t xml:space="preserve"> (search pattern generation), </w:t>
-      </w:r>
-      <w:r>
-        <w:rPr>
-          <w:b/>
-        </w:rPr>
-        <w:t>Perf</w:t>
-      </w:r>
-      <w:r>
-        <w:rPr/>
-        <w:t xml:space="preserve"> (performance), </w:t>
-      </w:r>
-      <w:r>
-        <w:rPr>
-          <w:b/>
-        </w:rPr>
-        <w:t>W&amp;B</w:t>
-      </w:r>
-      <w:r>
-        <w:rPr/>
-        <w:t xml:space="preserve"> (weight and balance), </w:t>
-      </w:r>
-      <w:r>
-        <w:rPr>
-          <w:b/>
-        </w:rPr>
-        <w:t>Ref</w:t>
-      </w:r>
-      <w:r>
-        <w:rPr/>
-        <w:t xml:space="preserve"> and </w:t>
-      </w:r>
-      <w:r>
-        <w:rPr>
-          <w:b/>
-        </w:rPr>
-        <w:t>Guide</w:t>
-      </w:r>
-      <w:r>
-        <w:rPr/>
-        <w:t>.</w:t>
+        <w:t>Figure 4 — The exercise console: scenario, sortie controls, injected effects and the bearing log, over a VFR sectional. Captured on a local instance with no simulator attached, hence "reconnecting" and "none reporting".</w:t>
+      </w:r>
+    </w:p>
+    <w:p>
+      <w:pPr>
+        <w:pStyle w:val="BodyText"/>
+        <w:numPr>
+          <w:ilvl w:val="0"/>
+          <w:numId w:val="2"/>
+        </w:numPr>
+        <w:tabs>
+          <w:tab w:val="clear" w:pos="709"/>
+          <w:tab w:val="left" w:pos="709" w:leader="none"/>
+        </w:tabs>
+        <w:bidi w:val="0"/>
+        <w:spacing w:before="0" w:after="0"/>
+        <w:ind w:hanging="283" w:left="709"/>
+        <w:jc w:val="left"/>
+        <w:rPr/>
+      </w:pPr>
+      <w:r>
+        <w:rPr>
+          <w:b/>
+        </w:rPr>
+        <w:t>Sortie.</w:t>
+      </w:r>
+      <w:r>
+        <w:rPr/>
+        <w:t xml:space="preserve"> Shows what is running. Pick a scenario, then </w:t>
+      </w:r>
+      <w:r>
+        <w:rPr>
+          <w:b/>
+        </w:rPr>
+        <w:t>Start sortie</w:t>
+      </w:r>
+      <w:r>
+        <w:rPr/>
+        <w:t xml:space="preserve">; </w:t>
+      </w:r>
+      <w:r>
+        <w:rPr>
+          <w:b/>
+        </w:rPr>
+        <w:t>Stop</w:t>
+      </w:r>
+      <w:r>
+        <w:rPr/>
+        <w:t xml:space="preserve"> ends it. </w:t>
+      </w:r>
+    </w:p>
+    <w:p>
+      <w:pPr>
+        <w:pStyle w:val="BodyText"/>
+        <w:numPr>
+          <w:ilvl w:val="0"/>
+          <w:numId w:val="2"/>
+        </w:numPr>
+        <w:tabs>
+          <w:tab w:val="clear" w:pos="709"/>
+          <w:tab w:val="left" w:pos="709" w:leader="none"/>
+        </w:tabs>
+        <w:bidi w:val="0"/>
+        <w:spacing w:before="0" w:after="0"/>
+        <w:ind w:hanging="283" w:left="709"/>
+        <w:jc w:val="left"/>
+        <w:rPr/>
+      </w:pPr>
+      <w:r>
+        <w:rPr>
+          <w:b/>
+        </w:rPr>
+        <w:t>Scenario.</w:t>
+      </w:r>
+      <w:r>
+        <w:rPr/>
+        <w:t xml:space="preserve"> The incident. The notes are the briefing — in Figure 4, a 121.5 ELT on the ground at the ESCON intermediate fix on the KCRQ ILS, drawn from an actual unit sortie. </w:t>
+      </w:r>
+    </w:p>
+    <w:p>
+      <w:pPr>
+        <w:pStyle w:val="BodyText"/>
+        <w:numPr>
+          <w:ilvl w:val="0"/>
+          <w:numId w:val="2"/>
+        </w:numPr>
+        <w:tabs>
+          <w:tab w:val="clear" w:pos="709"/>
+          <w:tab w:val="left" w:pos="709" w:leader="none"/>
+        </w:tabs>
+        <w:bidi w:val="0"/>
+        <w:spacing w:before="0" w:after="0"/>
+        <w:ind w:hanging="283" w:left="709"/>
+        <w:jc w:val="left"/>
+        <w:rPr/>
+      </w:pPr>
+      <w:r>
+        <w:rPr>
+          <w:b/>
+        </w:rPr>
+        <w:t>Reveal beacon (debrief).</w:t>
+      </w:r>
+      <w:r>
+        <w:rPr/>
+        <w:t xml:space="preserve"> Releases the true position. Until you press it, nothing else in the system can obtain it. That is the whole teaching mechanism — leave it until the debrief. </w:t>
+      </w:r>
+    </w:p>
+    <w:p>
+      <w:pPr>
+        <w:pStyle w:val="BodyText"/>
+        <w:numPr>
+          <w:ilvl w:val="0"/>
+          <w:numId w:val="2"/>
+        </w:numPr>
+        <w:tabs>
+          <w:tab w:val="clear" w:pos="709"/>
+          <w:tab w:val="left" w:pos="709" w:leader="none"/>
+        </w:tabs>
+        <w:bidi w:val="0"/>
+        <w:spacing w:before="0" w:after="0"/>
+        <w:ind w:hanging="283" w:left="709"/>
+        <w:jc w:val="left"/>
+        <w:rPr/>
+      </w:pPr>
+      <w:r>
+        <w:rPr>
+          <w:b/>
+        </w:rPr>
+        <w:t>Injected effects.</w:t>
+      </w:r>
+      <w:r>
+        <w:rPr/>
+        <w:t xml:space="preserve"> Discrete teachable failures, toggled mid-sortie: radio horizon, terrain masking, 406 burst cadence, cone of confusion, multipath, airframe shadowing. </w:t>
+      </w:r>
+    </w:p>
+    <w:p>
+      <w:pPr>
+        <w:pStyle w:val="BodyText"/>
+        <w:numPr>
+          <w:ilvl w:val="0"/>
+          <w:numId w:val="2"/>
+        </w:numPr>
+        <w:tabs>
+          <w:tab w:val="clear" w:pos="709"/>
+          <w:tab w:val="left" w:pos="709" w:leader="none"/>
+        </w:tabs>
+        <w:bidi w:val="0"/>
+        <w:spacing w:before="0" w:after="0"/>
+        <w:ind w:hanging="283" w:left="709"/>
+        <w:jc w:val="left"/>
+        <w:rPr/>
+      </w:pPr>
+      <w:r>
+        <w:rPr>
+          <w:b/>
+        </w:rPr>
+        <w:t>Aircraft.</w:t>
+      </w:r>
+      <w:r>
+        <w:rPr/>
+        <w:t xml:space="preserve"> Who is reporting position. </w:t>
+      </w:r>
+      <w:r>
+        <w:rPr>
+          <w:i/>
+        </w:rPr>
+        <w:t>none reporting</w:t>
+      </w:r>
+      <w:r>
+        <w:rPr/>
+        <w:t xml:space="preserve"> means no plugin is connected. </w:t>
+      </w:r>
+    </w:p>
+    <w:p>
+      <w:pPr>
+        <w:pStyle w:val="BodyText"/>
+        <w:numPr>
+          <w:ilvl w:val="0"/>
+          <w:numId w:val="2"/>
+        </w:numPr>
+        <w:tabs>
+          <w:tab w:val="clear" w:pos="709"/>
+          <w:tab w:val="left" w:pos="709" w:leader="none"/>
+        </w:tabs>
+        <w:bidi w:val="0"/>
+        <w:ind w:hanging="283" w:left="709"/>
+        <w:jc w:val="left"/>
+        <w:rPr/>
+      </w:pPr>
+      <w:r>
+        <w:rPr>
+          <w:b/>
+        </w:rPr>
+        <w:t>Bearing log.</w:t>
+      </w:r>
+      <w:r>
+        <w:rPr/>
+        <w:t xml:space="preserve"> Callsign and degrees true; logging draws a cut from that aircraft's position at the moment you log it. </w:t>
       </w:r>
     </w:p>
     <w:p>
@@ -1959,7 +1731,7 @@
           <w:bdr w:val="single" w:sz="18" w:space="8" w:color="777777"/>
           <w:shd w:fill="F3F3F3" w:val="clear"/>
         </w:rPr>
-        <w:t>Check the terrain profile before you brief a search leg.</w:t>
+        <w:t>Effects are the lesson.</w:t>
       </w:r>
       <w:r>
         <w:rPr>
@@ -1967,7 +1739,7 @@
           <w:bdr w:val="single" w:sz="18" w:space="8" w:color="777777"/>
           <w:shd w:fill="F3F3F3" w:val="clear"/>
         </w:rPr>
-        <w:t xml:space="preserve"> A creeping line drawn across a ridge will look fine on the chart and be unflyable at the altitude you assigned. Re-drawing the leg higher on a Tuesday evening is the correction that a real briefing would otherwise have to make on the day.</w:t>
+        <w:t xml:space="preserve"> Injecting cone of confusion as an aircraft nears the beacon teaches the crew to recognise a swinging bearing as a symptom rather than chase it. Inject when the aircraft is positioned to learn something, not on a timer.</w:t>
       </w:r>
     </w:p>
     <w:p>
@@ -1979,7 +1751,7 @@
       </w:pPr>
       <w:r>
         <w:rPr/>
-        <w:t>6. Debrief</w:t>
+        <w:t>5. Mission Base</w:t>
       </w:r>
     </w:p>
     <w:p>
@@ -1991,7 +1763,7 @@
       </w:pPr>
       <w:r>
         <w:rPr/>
-        <w:t>After the sortie. This is where the training value is collected.</w:t>
+        <w:t>IC, AOBD and MRO work from this screen.</w:t>
       </w:r>
     </w:p>
     <w:p>
@@ -2007,7 +1779,7 @@
           <wp:inline distT="0" distB="0" distL="0" distR="0">
             <wp:extent cx="10477500" cy="6553200"/>
             <wp:effectExtent l="0" t="0" r="0" b="0"/>
-            <wp:docPr id="5" name="Image5" descr="Debrief view"/>
+            <wp:docPr id="5" name="Image5" descr="Mission Base"/>
             <wp:cNvGraphicFramePr>
               <a:graphicFrameLocks xmlns:a="http://schemas.openxmlformats.org/drawingml/2006/main" noChangeAspect="1"/>
             </wp:cNvGraphicFramePr>
@@ -2015,7 +1787,7 @@
               <a:graphicData uri="http://schemas.openxmlformats.org/drawingml/2006/picture">
                 <pic:pic xmlns:pic="http://schemas.openxmlformats.org/drawingml/2006/picture">
                   <pic:nvPicPr>
-                    <pic:cNvPr id="5" name="Image5" descr="Debrief view"/>
+                    <pic:cNvPr id="5" name="Image5" descr="Mission Base"/>
                     <pic:cNvPicPr>
                       <a:picLocks noChangeAspect="1" noChangeArrowheads="1"/>
                     </pic:cNvPicPr>
@@ -2056,388 +1828,162 @@
       </w:pPr>
       <w:r>
         <w:rPr/>
-        <w:t>Figure 5 — Debrief for a past sortie: 147 position reports over 07:52, with track playback and a speed control. The result line records that beacon truth was never revealed for this sortie.</w:t>
-      </w:r>
-    </w:p>
-    <w:p>
-      <w:pPr>
-        <w:pStyle w:val="BodyText"/>
-        <w:bidi w:val="0"/>
-        <w:jc w:val="left"/>
-        <w:rPr/>
-      </w:pPr>
-      <w:r>
-        <w:rPr/>
-        <w:t xml:space="preserve">Choose the sortie from the dropdown. The summary gives position reports, bearing cuts and messages logged. </w:t>
-      </w:r>
-      <w:r>
-        <w:rPr>
-          <w:b/>
-        </w:rPr>
-        <w:t>Play</w:t>
-      </w:r>
-      <w:r>
-        <w:rPr/>
-        <w:t xml:space="preserve"> replays the track against time, and the speed selector runs it faster than real time.</w:t>
-      </w:r>
-    </w:p>
-    <w:p>
-      <w:pPr>
-        <w:pStyle w:val="BodyText"/>
-        <w:bidi w:val="0"/>
-        <w:jc w:val="left"/>
-        <w:rPr/>
-      </w:pPr>
-      <w:r>
-        <w:rPr/>
-        <w:t>If the director revealed the beacon, the debrief scores each reported bearing against truth in degrees and shows closest point of approach. If truth was never revealed — as in Figure 5 — the result line says so plainly rather than showing a misleading zero.</w:t>
-      </w:r>
-    </w:p>
-    <w:p>
-      <w:pPr>
-        <w:pStyle w:val="Heading3"/>
-        <w:bidi w:val="0"/>
-        <w:jc w:val="left"/>
-        <w:rPr/>
-      </w:pPr>
-      <w:r>
-        <w:rPr/>
-        <w:t>What a SET can read from a debrief</w:t>
-      </w:r>
-    </w:p>
-    <w:tbl>
-      <w:tblPr>
-        <w:tblW w:w="10539" w:type="dxa"/>
-        <w:jc w:val="left"/>
-        <w:tblInd w:w="28" w:type="dxa"/>
-        <w:tblLayout w:type="fixed"/>
-        <w:tblCellMar>
-          <w:top w:w="28" w:type="dxa"/>
-          <w:left w:w="28" w:type="dxa"/>
-          <w:bottom w:w="28" w:type="dxa"/>
-          <w:right w:w="28" w:type="dxa"/>
-        </w:tblCellMar>
-      </w:tblPr>
-      <w:tblGrid>
-        <w:gridCol w:w="4281"/>
-        <w:gridCol w:w="6258"/>
-      </w:tblGrid>
-      <w:tr>
-        <w:trPr/>
-        <w:tc>
-          <w:tcPr>
-            <w:tcW w:w="4281" w:type="dxa"/>
-            <w:tcBorders/>
-            <w:vAlign w:val="center"/>
-          </w:tcPr>
-          <w:p>
-            <w:pPr>
-              <w:pStyle w:val="TableHeading"/>
-              <w:suppressLineNumbers/>
-              <w:shd w:fill="E8E8E8" w:val="clear"/>
-              <w:bidi w:val="0"/>
-              <w:jc w:val="left"/>
-              <w:rPr/>
-            </w:pPr>
-            <w:r>
-              <w:rPr/>
-              <w:t>Measure</w:t>
-            </w:r>
-          </w:p>
-        </w:tc>
-        <w:tc>
-          <w:tcPr>
-            <w:tcW w:w="6258" w:type="dxa"/>
-            <w:tcBorders/>
-            <w:vAlign w:val="center"/>
-          </w:tcPr>
-          <w:p>
-            <w:pPr>
-              <w:pStyle w:val="TableHeading"/>
-              <w:suppressLineNumbers/>
-              <w:shd w:fill="E8E8E8" w:val="clear"/>
-              <w:bidi w:val="0"/>
-              <w:jc w:val="left"/>
-              <w:rPr/>
-            </w:pPr>
-            <w:r>
-              <w:rPr/>
-              <w:t>What it tells you</w:t>
-            </w:r>
-          </w:p>
-        </w:tc>
-      </w:tr>
-      <w:tr>
-        <w:trPr/>
-        <w:tc>
-          <w:tcPr>
-            <w:tcW w:w="4281" w:type="dxa"/>
-            <w:tcBorders/>
-            <w:vAlign w:val="center"/>
-          </w:tcPr>
-          <w:p>
-            <w:pPr>
-              <w:pStyle w:val="TableContents"/>
-              <w:widowControl w:val="false"/>
-              <w:suppressLineNumbers/>
-              <w:bidi w:val="0"/>
-              <w:jc w:val="left"/>
-              <w:rPr/>
-            </w:pPr>
-            <w:r>
-              <w:rPr/>
-              <w:t>Bearing error per report, in degrees</w:t>
-            </w:r>
-          </w:p>
-        </w:tc>
-        <w:tc>
-          <w:tcPr>
-            <w:tcW w:w="6258" w:type="dxa"/>
-            <w:tcBorders/>
-            <w:vAlign w:val="center"/>
-          </w:tcPr>
-          <w:p>
-            <w:pPr>
-              <w:pStyle w:val="TableContents"/>
-              <w:widowControl w:val="false"/>
-              <w:suppressLineNumbers/>
-              <w:bidi w:val="0"/>
-              <w:jc w:val="left"/>
-              <w:rPr/>
-            </w:pPr>
-            <w:r>
-              <w:rPr/>
-              <w:t>DF technique; whether multipath and the cone of confusion were recognised</w:t>
-            </w:r>
-          </w:p>
-        </w:tc>
-      </w:tr>
-      <w:tr>
-        <w:trPr/>
-        <w:tc>
-          <w:tcPr>
-            <w:tcW w:w="4281" w:type="dxa"/>
-            <w:tcBorders/>
-            <w:vAlign w:val="center"/>
-          </w:tcPr>
-          <w:p>
-            <w:pPr>
-              <w:pStyle w:val="TableContents"/>
-              <w:widowControl w:val="false"/>
-              <w:suppressLineNumbers/>
-              <w:bidi w:val="0"/>
-              <w:jc w:val="left"/>
-              <w:rPr/>
-            </w:pPr>
-            <w:r>
-              <w:rPr/>
-              <w:t>Closest point of approach, and time to first good cut</w:t>
-            </w:r>
-          </w:p>
-        </w:tc>
-        <w:tc>
-          <w:tcPr>
-            <w:tcW w:w="6258" w:type="dxa"/>
-            <w:tcBorders/>
-            <w:vAlign w:val="center"/>
-          </w:tcPr>
-          <w:p>
-            <w:pPr>
-              <w:pStyle w:val="TableContents"/>
-              <w:widowControl w:val="false"/>
-              <w:suppressLineNumbers/>
-              <w:bidi w:val="0"/>
-              <w:jc w:val="left"/>
-              <w:rPr/>
-            </w:pPr>
-            <w:r>
-              <w:rPr/>
-              <w:t>Homing effectiveness</w:t>
-            </w:r>
-          </w:p>
-        </w:tc>
-      </w:tr>
-      <w:tr>
-        <w:trPr/>
-        <w:tc>
-          <w:tcPr>
-            <w:tcW w:w="4281" w:type="dxa"/>
-            <w:tcBorders/>
-            <w:vAlign w:val="center"/>
-          </w:tcPr>
-          <w:p>
-            <w:pPr>
-              <w:pStyle w:val="TableContents"/>
-              <w:widowControl w:val="false"/>
-              <w:suppressLineNumbers/>
-              <w:bidi w:val="0"/>
-              <w:jc w:val="left"/>
-              <w:rPr/>
-            </w:pPr>
-            <w:r>
-              <w:rPr/>
-              <w:t>Track efficiency against the assigned pattern</w:t>
-            </w:r>
-          </w:p>
-        </w:tc>
-        <w:tc>
-          <w:tcPr>
-            <w:tcW w:w="6258" w:type="dxa"/>
-            <w:tcBorders/>
-            <w:vAlign w:val="center"/>
-          </w:tcPr>
-          <w:p>
-            <w:pPr>
-              <w:pStyle w:val="TableContents"/>
-              <w:widowControl w:val="false"/>
-              <w:suppressLineNumbers/>
-              <w:bidi w:val="0"/>
-              <w:jc w:val="left"/>
-              <w:rPr/>
-            </w:pPr>
-            <w:r>
-              <w:rPr/>
-              <w:t>Pattern discipline</w:t>
-            </w:r>
-          </w:p>
-        </w:tc>
-      </w:tr>
-      <w:tr>
-        <w:trPr/>
-        <w:tc>
-          <w:tcPr>
-            <w:tcW w:w="4281" w:type="dxa"/>
-            <w:tcBorders/>
-            <w:vAlign w:val="center"/>
-          </w:tcPr>
-          <w:p>
-            <w:pPr>
-              <w:pStyle w:val="TableContents"/>
-              <w:widowControl w:val="false"/>
-              <w:suppressLineNumbers/>
-              <w:bidi w:val="0"/>
-              <w:jc w:val="left"/>
-              <w:rPr/>
-            </w:pPr>
-            <w:r>
-              <w:rPr/>
-              <w:t>Ops-normal report timing per aircraft</w:t>
-            </w:r>
-          </w:p>
-        </w:tc>
-        <w:tc>
-          <w:tcPr>
-            <w:tcW w:w="6258" w:type="dxa"/>
-            <w:tcBorders/>
-            <w:vAlign w:val="center"/>
-          </w:tcPr>
-          <w:p>
-            <w:pPr>
-              <w:pStyle w:val="TableContents"/>
-              <w:widowControl w:val="false"/>
-              <w:suppressLineNumbers/>
-              <w:bidi w:val="0"/>
-              <w:jc w:val="left"/>
-              <w:rPr/>
-            </w:pPr>
-            <w:r>
-              <w:rPr/>
-              <w:t>Communications discipline, in the cockpit and at base</w:t>
-            </w:r>
-          </w:p>
-        </w:tc>
-      </w:tr>
-      <w:tr>
-        <w:trPr/>
-        <w:tc>
-          <w:tcPr>
-            <w:tcW w:w="4281" w:type="dxa"/>
-            <w:tcBorders/>
-            <w:vAlign w:val="center"/>
-          </w:tcPr>
-          <w:p>
-            <w:pPr>
-              <w:pStyle w:val="TableContents"/>
-              <w:widowControl w:val="false"/>
-              <w:suppressLineNumbers/>
-              <w:bidi w:val="0"/>
-              <w:jc w:val="left"/>
-              <w:rPr/>
-            </w:pPr>
-            <w:r>
-              <w:rPr/>
-              <w:t>Rejected or corrected cuts</w:t>
-            </w:r>
-          </w:p>
-        </w:tc>
-        <w:tc>
-          <w:tcPr>
-            <w:tcW w:w="6258" w:type="dxa"/>
-            <w:tcBorders/>
-            <w:vAlign w:val="center"/>
-          </w:tcPr>
-          <w:p>
-            <w:pPr>
-              <w:pStyle w:val="TableContents"/>
-              <w:widowControl w:val="false"/>
-              <w:suppressLineNumbers/>
-              <w:bidi w:val="0"/>
-              <w:jc w:val="left"/>
-              <w:rPr/>
-            </w:pPr>
-            <w:r>
-              <w:rPr/>
-              <w:t>Whether base cross-checked the aircraft</w:t>
-            </w:r>
-          </w:p>
-        </w:tc>
-      </w:tr>
-      <w:tr>
-        <w:trPr/>
-        <w:tc>
-          <w:tcPr>
-            <w:tcW w:w="4281" w:type="dxa"/>
-            <w:tcBorders/>
-            <w:vAlign w:val="center"/>
-          </w:tcPr>
-          <w:p>
-            <w:pPr>
-              <w:pStyle w:val="TableContents"/>
-              <w:widowControl w:val="false"/>
-              <w:suppressLineNumbers/>
-              <w:bidi w:val="0"/>
-              <w:jc w:val="left"/>
-              <w:rPr/>
-            </w:pPr>
-            <w:r>
-              <w:rPr/>
-              <w:t>Change across the three rehearsal sessions</w:t>
-            </w:r>
-          </w:p>
-        </w:tc>
-        <w:tc>
-          <w:tcPr>
-            <w:tcW w:w="6258" w:type="dxa"/>
-            <w:tcBorders/>
-            <w:vAlign w:val="center"/>
-          </w:tcPr>
-          <w:p>
-            <w:pPr>
-              <w:pStyle w:val="TableContents"/>
-              <w:widowControl w:val="false"/>
-              <w:suppressLineNumbers/>
-              <w:bidi w:val="0"/>
-              <w:jc w:val="left"/>
-              <w:rPr/>
-            </w:pPr>
-            <w:r>
-              <w:rPr/>
-              <w:t>Whether the rehearsal worked</w:t>
-            </w:r>
-          </w:p>
-        </w:tc>
-      </w:tr>
-    </w:tbl>
+        <w:t>Figure 5 — Mission Base: alert, sortie status, bearing log with notes, and tasking and messages. No beacon truth appears here, by design.</w:t>
+      </w:r>
+    </w:p>
+    <w:p>
+      <w:pPr>
+        <w:pStyle w:val="BodyText"/>
+        <w:numPr>
+          <w:ilvl w:val="0"/>
+          <w:numId w:val="3"/>
+        </w:numPr>
+        <w:tabs>
+          <w:tab w:val="clear" w:pos="709"/>
+          <w:tab w:val="left" w:pos="709" w:leader="none"/>
+        </w:tabs>
+        <w:bidi w:val="0"/>
+        <w:spacing w:before="0" w:after="0"/>
+        <w:ind w:hanging="283" w:left="709"/>
+        <w:jc w:val="left"/>
+        <w:rPr/>
+      </w:pPr>
+      <w:r>
+        <w:rPr>
+          <w:b/>
+        </w:rPr>
+        <w:t>Alert.</w:t>
+      </w:r>
+      <w:r>
+        <w:rPr/>
+        <w:t xml:space="preserve"> The incident as it came in. </w:t>
+      </w:r>
+    </w:p>
+    <w:p>
+      <w:pPr>
+        <w:pStyle w:val="BodyText"/>
+        <w:numPr>
+          <w:ilvl w:val="0"/>
+          <w:numId w:val="3"/>
+        </w:numPr>
+        <w:tabs>
+          <w:tab w:val="clear" w:pos="709"/>
+          <w:tab w:val="left" w:pos="709" w:leader="none"/>
+        </w:tabs>
+        <w:bidi w:val="0"/>
+        <w:spacing w:before="0" w:after="0"/>
+        <w:ind w:hanging="283" w:left="709"/>
+        <w:jc w:val="left"/>
+        <w:rPr/>
+      </w:pPr>
+      <w:r>
+        <w:rPr>
+          <w:b/>
+        </w:rPr>
+        <w:t>Sortie status.</w:t>
+      </w:r>
+      <w:r>
+        <w:rPr/>
+        <w:t xml:space="preserve"> Aircraft currently reporting. </w:t>
+      </w:r>
+    </w:p>
+    <w:p>
+      <w:pPr>
+        <w:pStyle w:val="BodyText"/>
+        <w:numPr>
+          <w:ilvl w:val="0"/>
+          <w:numId w:val="3"/>
+        </w:numPr>
+        <w:tabs>
+          <w:tab w:val="clear" w:pos="709"/>
+          <w:tab w:val="left" w:pos="709" w:leader="none"/>
+        </w:tabs>
+        <w:bidi w:val="0"/>
+        <w:spacing w:before="0" w:after="0"/>
+        <w:ind w:hanging="283" w:left="709"/>
+        <w:jc w:val="left"/>
+        <w:rPr/>
+      </w:pPr>
+      <w:r>
+        <w:rPr>
+          <w:b/>
+        </w:rPr>
+        <w:t>Bearing log.</w:t>
+      </w:r>
+      <w:r>
+        <w:rPr/>
+        <w:t xml:space="preserve"> Enter callsign and degrees true as bearings come over the net; the cut is drawn from the aircraft's position at that moment. Use the note field for anything about the bearing's quality. </w:t>
+      </w:r>
+    </w:p>
+    <w:p>
+      <w:pPr>
+        <w:pStyle w:val="BodyText"/>
+        <w:numPr>
+          <w:ilvl w:val="0"/>
+          <w:numId w:val="3"/>
+        </w:numPr>
+        <w:tabs>
+          <w:tab w:val="clear" w:pos="709"/>
+          <w:tab w:val="left" w:pos="709" w:leader="none"/>
+        </w:tabs>
+        <w:bidi w:val="0"/>
+        <w:ind w:hanging="283" w:left="709" w:right="0"/>
+        <w:jc w:val="left"/>
+        <w:rPr/>
+      </w:pPr>
+      <w:r>
+        <w:rPr>
+          <w:b/>
+        </w:rPr>
+        <w:t>Tasking &amp; messages.</w:t>
+      </w:r>
+      <w:r>
+        <w:rPr/>
+        <w:t xml:space="preserve"> Supplements the voice net and leaves a record for the debrief. Address </w:t>
+      </w:r>
+      <w:r>
+        <w:rPr>
+          <w:rFonts w:ascii="Liberation Mono;monospace" w:hAnsi="Liberation Mono;monospace"/>
+          <w:sz w:val="19"/>
+        </w:rPr>
+        <w:t>ALL</w:t>
+      </w:r>
+      <w:r>
+        <w:rPr/>
+        <w:t xml:space="preserve"> or one callsign. </w:t>
+      </w:r>
+    </w:p>
+    <w:p>
+      <w:pPr>
+        <w:pStyle w:val="BodyText"/>
+        <w:bidi w:val="0"/>
+        <w:spacing w:before="180" w:after="180"/>
+        <w:ind w:hanging="0" w:left="180" w:right="180"/>
+        <w:jc w:val="left"/>
+        <w:rPr>
+          <w:sz w:val="20"/>
+          <w:bdr w:val="single" w:sz="18" w:space="8" w:color="777777"/>
+          <w:shd w:fill="F3F3F3" w:val="clear"/>
+        </w:rPr>
+      </w:pPr>
+      <w:r>
+        <w:rPr>
+          <w:b/>
+          <w:sz w:val="20"/>
+          <w:bdr w:val="single" w:sz="18" w:space="8" w:color="777777"/>
+          <w:shd w:fill="F3F3F3" w:val="clear"/>
+        </w:rPr>
+        <w:t>Base is meant to cross-check the cockpit.</w:t>
+      </w:r>
+      <w:r>
+        <w:rPr>
+          <w:sz w:val="20"/>
+          <w:bdr w:val="single" w:sz="18" w:space="8" w:color="777777"/>
+          <w:shd w:fill="F3F3F3" w:val="clear"/>
+        </w:rPr>
+        <w:t xml:space="preserve"> When a plotted cut disagrees with the previous three, that is usually multipath off terrain. Catching it from base and asking the crew to re-fly the leg is one of the things a SAREX exists to practise — log the disagreement so it reaches the debrief.</w:t>
+      </w:r>
+    </w:p>
     <w:p>
       <w:pPr>
         <w:pStyle w:val="Heading2"/>
@@ -2447,7 +1993,7 @@
       </w:pPr>
       <w:r>
         <w:rPr/>
-        <w:t>7. AI Pilot deck (engineering)</w:t>
+        <w:t>6. Base radio console</w:t>
       </w:r>
     </w:p>
     <w:p>
@@ -2459,7 +2005,7 @@
       </w:pPr>
       <w:r>
         <w:rPr/>
-        <w:t>Not a participant surface. Included so you recognise it if you are shown it.</w:t>
+        <w:t>The MRO's station on the mission net.</w:t>
       </w:r>
     </w:p>
     <w:p>
@@ -2475,7 +2021,7 @@
           <wp:inline distT="0" distB="0" distL="0" distR="0">
             <wp:extent cx="10477500" cy="6553200"/>
             <wp:effectExtent l="0" t="0" r="0" b="0"/>
-            <wp:docPr id="6" name="Image6" descr="AI Pilot deck"/>
+            <wp:docPr id="6" name="Image6" descr="Base radio console"/>
             <wp:cNvGraphicFramePr>
               <a:graphicFrameLocks xmlns:a="http://schemas.openxmlformats.org/drawingml/2006/main" noChangeAspect="1"/>
             </wp:cNvGraphicFramePr>
@@ -2483,7 +2029,7 @@
               <a:graphicData uri="http://schemas.openxmlformats.org/drawingml/2006/picture">
                 <pic:pic xmlns:pic="http://schemas.openxmlformats.org/drawingml/2006/picture">
                   <pic:nvPicPr>
-                    <pic:cNvPr id="6" name="Image6" descr="AI Pilot deck"/>
+                    <pic:cNvPr id="6" name="Image6" descr="Base radio console"/>
                     <pic:cNvPicPr>
                       <a:picLocks noChangeAspect="1" noChangeArrowheads="1"/>
                     </pic:cNvPicPr>
@@ -2524,19 +2070,494 @@
       </w:pPr>
       <w:r>
         <w:rPr/>
-        <w:t>Figure 6 — The AI Pilot deck: primary flight instruments, mission profile, and the C182T POH checklists with a natural-language copilot pane.</w:t>
-      </w:r>
-    </w:p>
-    <w:p>
-      <w:pPr>
-        <w:pStyle w:val="BodyText"/>
-        <w:bidi w:val="0"/>
-        <w:jc w:val="left"/>
-        <w:rPr/>
-      </w:pPr>
-      <w:r>
-        <w:rPr/>
-        <w:t>The deck is an engineering and flight-test tool for CAP 487, not part of an exercise. It shows live telemetry, the authentic C182T POH checklists, and an advisory copilot. Note the copilot's own message in Figure 6: legacy aircraft control is retired, and live control is restricted to the validated maneuver server with an explicit control lease.</w:t>
+        <w:t>Figure 6 — The base radio console, showing the Motorola APX 4500 control head and the operator setup panel.</w:t>
+      </w:r>
+    </w:p>
+    <w:p>
+      <w:pPr>
+        <w:pStyle w:val="Heading3"/>
+        <w:bidi w:val="0"/>
+        <w:jc w:val="left"/>
+        <w:rPr/>
+      </w:pPr>
+      <w:r>
+        <w:rPr/>
+        <w:t>Before the exercise</w:t>
+      </w:r>
+    </w:p>
+    <w:p>
+      <w:pPr>
+        <w:pStyle w:val="BodyText"/>
+        <w:numPr>
+          <w:ilvl w:val="0"/>
+          <w:numId w:val="4"/>
+        </w:numPr>
+        <w:tabs>
+          <w:tab w:val="clear" w:pos="709"/>
+          <w:tab w:val="left" w:pos="709" w:leader="none"/>
+        </w:tabs>
+        <w:bidi w:val="0"/>
+        <w:spacing w:before="0" w:after="0"/>
+        <w:ind w:hanging="283" w:left="709"/>
+        <w:jc w:val="left"/>
+        <w:rPr/>
+      </w:pPr>
+      <w:r>
+        <w:rPr/>
+        <w:t xml:space="preserve">Pair your headset in your device's own Bluetooth settings first. The page cannot do it for you. </w:t>
+      </w:r>
+    </w:p>
+    <w:p>
+      <w:pPr>
+        <w:pStyle w:val="BodyText"/>
+        <w:numPr>
+          <w:ilvl w:val="0"/>
+          <w:numId w:val="4"/>
+        </w:numPr>
+        <w:tabs>
+          <w:tab w:val="clear" w:pos="709"/>
+          <w:tab w:val="left" w:pos="709" w:leader="none"/>
+        </w:tabs>
+        <w:bidi w:val="0"/>
+        <w:spacing w:before="0" w:after="0"/>
+        <w:ind w:hanging="283" w:left="709"/>
+        <w:jc w:val="left"/>
+        <w:rPr/>
+      </w:pPr>
+      <w:r>
+        <w:rPr/>
+        <w:t xml:space="preserve">Confirm the lab certificate is installed, or the browser will refuse the microphone. </w:t>
+      </w:r>
+    </w:p>
+    <w:p>
+      <w:pPr>
+        <w:pStyle w:val="BodyText"/>
+        <w:numPr>
+          <w:ilvl w:val="0"/>
+          <w:numId w:val="4"/>
+        </w:numPr>
+        <w:tabs>
+          <w:tab w:val="clear" w:pos="709"/>
+          <w:tab w:val="left" w:pos="709" w:leader="none"/>
+        </w:tabs>
+        <w:bidi w:val="0"/>
+        <w:spacing w:before="0" w:after="0"/>
+        <w:ind w:hanging="283" w:left="709"/>
+        <w:jc w:val="left"/>
+        <w:rPr/>
+      </w:pPr>
+      <w:r>
+        <w:rPr/>
+        <w:t xml:space="preserve">Check </w:t>
+      </w:r>
+      <w:r>
+        <w:rPr>
+          <w:b/>
+        </w:rPr>
+        <w:t>Your callsign</w:t>
+      </w:r>
+      <w:r>
+        <w:rPr/>
+        <w:t xml:space="preserve"> in the operator setup panel. It comes from your badge. </w:t>
+      </w:r>
+    </w:p>
+    <w:p>
+      <w:pPr>
+        <w:pStyle w:val="BodyText"/>
+        <w:numPr>
+          <w:ilvl w:val="0"/>
+          <w:numId w:val="4"/>
+        </w:numPr>
+        <w:tabs>
+          <w:tab w:val="clear" w:pos="709"/>
+          <w:tab w:val="left" w:pos="709" w:leader="none"/>
+        </w:tabs>
+        <w:bidi w:val="0"/>
+        <w:spacing w:before="0" w:after="0"/>
+        <w:ind w:hanging="283" w:left="709"/>
+        <w:jc w:val="left"/>
+        <w:rPr/>
+      </w:pPr>
+      <w:r>
+        <w:rPr/>
+        <w:t xml:space="preserve">Set </w:t>
+      </w:r>
+      <w:r>
+        <w:rPr>
+          <w:b/>
+        </w:rPr>
+        <w:t>Microphone</w:t>
+      </w:r>
+      <w:r>
+        <w:rPr/>
+        <w:t xml:space="preserve"> and </w:t>
+      </w:r>
+      <w:r>
+        <w:rPr>
+          <w:b/>
+        </w:rPr>
+        <w:t>Listen through</w:t>
+      </w:r>
+      <w:r>
+        <w:rPr/>
+        <w:t xml:space="preserve"> to your headset rather than the system default. </w:t>
+      </w:r>
+    </w:p>
+    <w:p>
+      <w:pPr>
+        <w:pStyle w:val="BodyText"/>
+        <w:numPr>
+          <w:ilvl w:val="0"/>
+          <w:numId w:val="4"/>
+        </w:numPr>
+        <w:tabs>
+          <w:tab w:val="clear" w:pos="709"/>
+          <w:tab w:val="left" w:pos="709" w:leader="none"/>
+        </w:tabs>
+        <w:bidi w:val="0"/>
+        <w:ind w:hanging="283" w:left="709"/>
+        <w:jc w:val="left"/>
+        <w:rPr/>
+      </w:pPr>
+      <w:r>
+        <w:rPr>
+          <w:b/>
+        </w:rPr>
+        <w:t>Test headset sound</w:t>
+      </w:r>
+      <w:r>
+        <w:rPr/>
+        <w:t xml:space="preserve">, then </w:t>
+      </w:r>
+      <w:r>
+        <w:rPr>
+          <w:b/>
+        </w:rPr>
+        <w:t>Join mission net</w:t>
+      </w:r>
+      <w:r>
+        <w:rPr/>
+        <w:t xml:space="preserve">. </w:t>
+      </w:r>
+    </w:p>
+    <w:p>
+      <w:pPr>
+        <w:pStyle w:val="Heading3"/>
+        <w:bidi w:val="0"/>
+        <w:jc w:val="left"/>
+        <w:rPr/>
+      </w:pPr>
+      <w:r>
+        <w:rPr/>
+        <w:t>Working the net</w:t>
+      </w:r>
+    </w:p>
+    <w:p>
+      <w:pPr>
+        <w:pStyle w:val="BodyText"/>
+        <w:numPr>
+          <w:ilvl w:val="0"/>
+          <w:numId w:val="5"/>
+        </w:numPr>
+        <w:tabs>
+          <w:tab w:val="clear" w:pos="709"/>
+          <w:tab w:val="left" w:pos="709" w:leader="none"/>
+        </w:tabs>
+        <w:bidi w:val="0"/>
+        <w:spacing w:before="0" w:after="0"/>
+        <w:ind w:hanging="283" w:left="709"/>
+        <w:jc w:val="left"/>
+        <w:rPr/>
+      </w:pPr>
+      <w:r>
+        <w:rPr>
+          <w:b/>
+        </w:rPr>
+        <w:t>Select your radio.</w:t>
+      </w:r>
+      <w:r>
+        <w:rPr/>
+        <w:t xml:space="preserve"> Motorola APX 4500 or EFJohnson 5300. The control head is operable. </w:t>
+      </w:r>
+    </w:p>
+    <w:p>
+      <w:pPr>
+        <w:pStyle w:val="BodyText"/>
+        <w:numPr>
+          <w:ilvl w:val="0"/>
+          <w:numId w:val="5"/>
+        </w:numPr>
+        <w:tabs>
+          <w:tab w:val="clear" w:pos="709"/>
+          <w:tab w:val="left" w:pos="709" w:leader="none"/>
+        </w:tabs>
+        <w:bidi w:val="0"/>
+        <w:spacing w:before="0" w:after="0"/>
+        <w:ind w:hanging="283" w:left="709"/>
+        <w:jc w:val="left"/>
+        <w:rPr/>
+      </w:pPr>
+      <w:r>
+        <w:rPr>
+          <w:b/>
+        </w:rPr>
+        <w:t>Mission net.</w:t>
+      </w:r>
+      <w:r>
+        <w:rPr/>
+        <w:t xml:space="preserve"> Convention is Primary for position reports and Alternate for DF traffic; follow the communications plan for the exercise. </w:t>
+      </w:r>
+    </w:p>
+    <w:p>
+      <w:pPr>
+        <w:pStyle w:val="BodyText"/>
+        <w:numPr>
+          <w:ilvl w:val="0"/>
+          <w:numId w:val="5"/>
+        </w:numPr>
+        <w:tabs>
+          <w:tab w:val="clear" w:pos="709"/>
+          <w:tab w:val="left" w:pos="709" w:leader="none"/>
+        </w:tabs>
+        <w:bidi w:val="0"/>
+        <w:ind w:hanging="283" w:left="709"/>
+        <w:jc w:val="left"/>
+        <w:rPr/>
+      </w:pPr>
+      <w:r>
+        <w:rPr>
+          <w:b/>
+        </w:rPr>
+        <w:t>Headset volume</w:t>
+      </w:r>
+      <w:r>
+        <w:rPr/>
+        <w:t xml:space="preserve"> is separate from your device volume. </w:t>
+      </w:r>
+    </w:p>
+    <w:p>
+      <w:pPr>
+        <w:pStyle w:val="Heading2"/>
+        <w:bidi w:val="0"/>
+        <w:jc w:val="left"/>
+        <w:rPr/>
+      </w:pPr>
+      <w:r>
+        <w:rPr/>
+        <w:t>7. Flight planner</w:t>
+      </w:r>
+    </w:p>
+    <w:p>
+      <w:pPr>
+        <w:pStyle w:val="BodyTextsub"/>
+        <w:bidi w:val="0"/>
+        <w:jc w:val="left"/>
+        <w:rPr/>
+      </w:pPr>
+      <w:r>
+        <w:rPr/>
+        <w:t>The AOBD builds the route and the search patterns here.</w:t>
+      </w:r>
+    </w:p>
+    <w:p>
+      <w:pPr>
+        <w:pStyle w:val="BodyText"/>
+        <w:bidi w:val="0"/>
+        <w:jc w:val="left"/>
+        <w:rPr/>
+      </w:pPr>
+      <w:r>
+        <w:rPr/>
+        <w:drawing>
+          <wp:inline distT="0" distB="0" distL="0" distR="0">
+            <wp:extent cx="10477500" cy="6553200"/>
+            <wp:effectExtent l="0" t="0" r="0" b="0"/>
+            <wp:docPr id="7" name="Image7" descr="Flight planner with a computed route"/>
+            <wp:cNvGraphicFramePr>
+              <a:graphicFrameLocks xmlns:a="http://schemas.openxmlformats.org/drawingml/2006/main" noChangeAspect="1"/>
+            </wp:cNvGraphicFramePr>
+            <a:graphic xmlns:a="http://schemas.openxmlformats.org/drawingml/2006/main">
+              <a:graphicData uri="http://schemas.openxmlformats.org/drawingml/2006/picture">
+                <pic:pic xmlns:pic="http://schemas.openxmlformats.org/drawingml/2006/picture">
+                  <pic:nvPicPr>
+                    <pic:cNvPr id="7" name="Image7" descr="Flight planner with a computed route"/>
+                    <pic:cNvPicPr>
+                      <a:picLocks noChangeAspect="1" noChangeArrowheads="1"/>
+                    </pic:cNvPicPr>
+                  </pic:nvPicPr>
+                  <pic:blipFill>
+                    <a:blip r:embed="rId8"/>
+                    <a:stretch>
+                      <a:fillRect/>
+                    </a:stretch>
+                  </pic:blipFill>
+                  <pic:spPr bwMode="auto">
+                    <a:xfrm>
+                      <a:off x="0" y="0"/>
+                      <a:ext cx="10477500" cy="6553200"/>
+                    </a:xfrm>
+                    <a:prstGeom prst="rect">
+                      <a:avLst/>
+                    </a:prstGeom>
+                    <a:noFill/>
+                  </pic:spPr>
+                </pic:pic>
+              </a:graphicData>
+            </a:graphic>
+          </wp:inline>
+        </w:drawing>
+      </w:r>
+      <w:r>
+        <w:rPr/>
+        <w:t xml:space="preserve"> </w:t>
+      </w:r>
+    </w:p>
+    <w:p>
+      <w:pPr>
+        <w:pStyle w:val="BodyTextcap"/>
+        <w:bidi w:val="0"/>
+        <w:jc w:val="left"/>
+        <w:rPr/>
+      </w:pPr>
+      <w:r>
+        <w:rPr/>
+        <w:t>Figure 7 — A computed route, KSEE to KPSP via JLI and TRM: 84.5 NM, 45 minutes, 19.7 gallons, winds 204°/6kt, with the per-leg navigation log below.</w:t>
+      </w:r>
+    </w:p>
+    <w:p>
+      <w:pPr>
+        <w:pStyle w:val="BodyText"/>
+        <w:bidi w:val="0"/>
+        <w:ind w:hanging="0" w:left="0" w:right="0"/>
+        <w:jc w:val="left"/>
+        <w:rPr/>
+      </w:pPr>
+      <w:r>
+        <w:rPr/>
+        <w:t>Type the route at top left as a list of identifiers (</w:t>
+      </w:r>
+      <w:r>
+        <w:rPr>
+          <w:rFonts w:ascii="Liberation Mono;monospace" w:hAnsi="Liberation Mono;monospace"/>
+          <w:sz w:val="19"/>
+        </w:rPr>
+        <w:t>KSEE JLI TRM KPSP</w:t>
+      </w:r>
+      <w:r>
+        <w:rPr/>
+        <w:t xml:space="preserve">), set cruise altitude, power and reserve, then press </w:t>
+      </w:r>
+      <w:r>
+        <w:rPr>
+          <w:b/>
+        </w:rPr>
+        <w:t>Fly</w:t>
+      </w:r>
+      <w:r>
+        <w:rPr/>
+        <w:t>. The log gives, per leg: distance, true course, wind correction angle, magnetic heading, groundspeed, time and fuel, then the fuel breakdown by phase.</w:t>
+      </w:r>
+    </w:p>
+    <w:p>
+      <w:pPr>
+        <w:pStyle w:val="BodyText"/>
+        <w:bidi w:val="0"/>
+        <w:jc w:val="left"/>
+        <w:rPr/>
+      </w:pPr>
+      <w:r>
+        <w:rPr/>
+        <w:t xml:space="preserve">Tabs under the chart are </w:t>
+      </w:r>
+      <w:r>
+        <w:rPr>
+          <w:b/>
+        </w:rPr>
+        <w:t>Log</w:t>
+      </w:r>
+      <w:r>
+        <w:rPr/>
+        <w:t xml:space="preserve">, </w:t>
+      </w:r>
+      <w:r>
+        <w:rPr>
+          <w:b/>
+        </w:rPr>
+        <w:t>Weather</w:t>
+      </w:r>
+      <w:r>
+        <w:rPr/>
+        <w:t xml:space="preserve">, </w:t>
+      </w:r>
+      <w:r>
+        <w:rPr>
+          <w:b/>
+        </w:rPr>
+        <w:t>Airports</w:t>
+      </w:r>
+      <w:r>
+        <w:rPr/>
+        <w:t xml:space="preserve"> and </w:t>
+      </w:r>
+      <w:r>
+        <w:rPr>
+          <w:b/>
+        </w:rPr>
+        <w:t>Terrain</w:t>
+      </w:r>
+      <w:r>
+        <w:rPr/>
+        <w:t xml:space="preserve">. The selector at top right switches chart layers. The toolbar carries </w:t>
+      </w:r>
+      <w:r>
+        <w:rPr>
+          <w:b/>
+        </w:rPr>
+        <w:t>SAR</w:t>
+      </w:r>
+      <w:r>
+        <w:rPr/>
+        <w:t xml:space="preserve"> (search pattern generation), </w:t>
+      </w:r>
+      <w:r>
+        <w:rPr>
+          <w:b/>
+        </w:rPr>
+        <w:t>Perf</w:t>
+      </w:r>
+      <w:r>
+        <w:rPr/>
+        <w:t xml:space="preserve">, </w:t>
+      </w:r>
+      <w:r>
+        <w:rPr>
+          <w:b/>
+        </w:rPr>
+        <w:t>W&amp;B</w:t>
+      </w:r>
+      <w:r>
+        <w:rPr/>
+        <w:t xml:space="preserve">, </w:t>
+      </w:r>
+      <w:r>
+        <w:rPr>
+          <w:b/>
+        </w:rPr>
+        <w:t>Ref</w:t>
+      </w:r>
+      <w:r>
+        <w:rPr/>
+        <w:t xml:space="preserve"> and </w:t>
+      </w:r>
+      <w:r>
+        <w:rPr>
+          <w:b/>
+        </w:rPr>
+        <w:t>Guide</w:t>
+      </w:r>
+      <w:r>
+        <w:rPr/>
+        <w:t>.</w:t>
       </w:r>
     </w:p>
     <w:p>
@@ -2559,7 +2580,7 @@
           <w:bdr w:val="single" w:sz="18" w:space="8" w:color="777777"/>
           <w:shd w:fill="F3F3F3" w:val="clear"/>
         </w:rPr>
-        <w:t>This surface is moving.</w:t>
+        <w:t>Check the terrain profile before you brief a search leg.</w:t>
       </w:r>
       <w:r>
         <w:rPr>
@@ -2567,7 +2588,7 @@
           <w:bdr w:val="single" w:sz="18" w:space="8" w:color="777777"/>
           <w:shd w:fill="F3F3F3" w:val="clear"/>
         </w:rPr>
-        <w:t xml:space="preserve"> After the September changes it binds to the local machine only and requires an engineering credential, so it will no longer answer on the network address. That is deliberate — it can rewrite the agent work queue, and it has no place on a participant network.</w:t>
+        <w:t xml:space="preserve"> A creeping line across a ridge looks fine on the chart and is unflyable at the altitude you assigned. Re-drawing it higher on a Tuesday evening is the correction a real briefing would otherwise make on the day.</w:t>
       </w:r>
     </w:p>
     <w:p>
@@ -2579,7 +2600,118 @@
       </w:pPr>
       <w:r>
         <w:rPr/>
-        <w:t>8. If something is wrong</w:t>
+        <w:t>8. Debrief</w:t>
+      </w:r>
+    </w:p>
+    <w:p>
+      <w:pPr>
+        <w:pStyle w:val="BodyTextsub"/>
+        <w:bidi w:val="0"/>
+        <w:jc w:val="left"/>
+        <w:rPr/>
+      </w:pPr>
+      <w:r>
+        <w:rPr/>
+        <w:t>Where the training value is collected.</w:t>
+      </w:r>
+    </w:p>
+    <w:p>
+      <w:pPr>
+        <w:pStyle w:val="BodyText"/>
+        <w:bidi w:val="0"/>
+        <w:jc w:val="left"/>
+        <w:rPr/>
+      </w:pPr>
+      <w:r>
+        <w:rPr/>
+        <w:drawing>
+          <wp:inline distT="0" distB="0" distL="0" distR="0">
+            <wp:extent cx="10477500" cy="6553200"/>
+            <wp:effectExtent l="0" t="0" r="0" b="0"/>
+            <wp:docPr id="8" name="Image8" descr="Debrief"/>
+            <wp:cNvGraphicFramePr>
+              <a:graphicFrameLocks xmlns:a="http://schemas.openxmlformats.org/drawingml/2006/main" noChangeAspect="1"/>
+            </wp:cNvGraphicFramePr>
+            <a:graphic xmlns:a="http://schemas.openxmlformats.org/drawingml/2006/main">
+              <a:graphicData uri="http://schemas.openxmlformats.org/drawingml/2006/picture">
+                <pic:pic xmlns:pic="http://schemas.openxmlformats.org/drawingml/2006/picture">
+                  <pic:nvPicPr>
+                    <pic:cNvPr id="8" name="Image8" descr="Debrief"/>
+                    <pic:cNvPicPr>
+                      <a:picLocks noChangeAspect="1" noChangeArrowheads="1"/>
+                    </pic:cNvPicPr>
+                  </pic:nvPicPr>
+                  <pic:blipFill>
+                    <a:blip r:embed="rId9"/>
+                    <a:stretch>
+                      <a:fillRect/>
+                    </a:stretch>
+                  </pic:blipFill>
+                  <pic:spPr bwMode="auto">
+                    <a:xfrm>
+                      <a:off x="0" y="0"/>
+                      <a:ext cx="10477500" cy="6553200"/>
+                    </a:xfrm>
+                    <a:prstGeom prst="rect">
+                      <a:avLst/>
+                    </a:prstGeom>
+                    <a:noFill/>
+                  </pic:spPr>
+                </pic:pic>
+              </a:graphicData>
+            </a:graphic>
+          </wp:inline>
+        </w:drawing>
+      </w:r>
+      <w:r>
+        <w:rPr/>
+        <w:t xml:space="preserve"> </w:t>
+      </w:r>
+    </w:p>
+    <w:p>
+      <w:pPr>
+        <w:pStyle w:val="BodyTextcap"/>
+        <w:bidi w:val="0"/>
+        <w:jc w:val="left"/>
+        <w:rPr/>
+      </w:pPr>
+      <w:r>
+        <w:rPr/>
+        <w:t>Figure 8 — Debrief for a past sortie: 147 position reports over 07:52, with track playback and a speed control. The result line records that beacon truth was never revealed for this sortie.</w:t>
+      </w:r>
+    </w:p>
+    <w:p>
+      <w:pPr>
+        <w:pStyle w:val="BodyText"/>
+        <w:bidi w:val="0"/>
+        <w:jc w:val="left"/>
+        <w:rPr/>
+      </w:pPr>
+      <w:r>
+        <w:rPr/>
+        <w:t xml:space="preserve">Choose the sortie. The summary gives position reports, bearing cuts and messages logged. </w:t>
+      </w:r>
+      <w:r>
+        <w:rPr>
+          <w:b/>
+        </w:rPr>
+        <w:t>Play</w:t>
+      </w:r>
+      <w:r>
+        <w:rPr/>
+        <w:t xml:space="preserve"> replays the track; the speed selector runs it faster than real time.</w:t>
+      </w:r>
+    </w:p>
+    <w:p>
+      <w:pPr>
+        <w:pStyle w:val="BodyText"/>
+        <w:bidi w:val="0"/>
+        <w:jc w:val="left"/>
+        <w:rPr/>
+      </w:pPr>
+      <w:r>
+        <w:rPr/>
+        <w:t>If the director revealed the beacon, the debrief scores each reported bearing against truth in degrees and shows closest point of approach. If truth was never revealed — as in Figure 8 — the result line says so plainly rather than showing a misleading zero.</w:t>
       </w:r>
     </w:p>
     <w:tbl>
@@ -2596,14 +2728,14 @@
         </w:tblCellMar>
       </w:tblPr>
       <w:tblGrid>
-        <w:gridCol w:w="3959"/>
-        <w:gridCol w:w="6580"/>
+        <w:gridCol w:w="4078"/>
+        <w:gridCol w:w="6461"/>
       </w:tblGrid>
       <w:tr>
         <w:trPr/>
         <w:tc>
           <w:tcPr>
-            <w:tcW w:w="3959" w:type="dxa"/>
+            <w:tcW w:w="4078" w:type="dxa"/>
             <w:tcBorders/>
             <w:vAlign w:val="center"/>
           </w:tcPr>
@@ -2618,13 +2750,13 @@
             </w:pPr>
             <w:r>
               <w:rPr/>
-              <w:t>Symptom</w:t>
-            </w:r>
-          </w:p>
-        </w:tc>
-        <w:tc>
-          <w:tcPr>
-            <w:tcW w:w="6580" w:type="dxa"/>
+              <w:t>Measure</w:t>
+            </w:r>
+          </w:p>
+        </w:tc>
+        <w:tc>
+          <w:tcPr>
+            <w:tcW w:w="6461" w:type="dxa"/>
             <w:tcBorders/>
             <w:vAlign w:val="center"/>
           </w:tcPr>
@@ -2639,7 +2771,7 @@
             </w:pPr>
             <w:r>
               <w:rPr/>
-              <w:t>Usual cause</w:t>
+              <w:t>What it tells a SET</w:t>
             </w:r>
           </w:p>
         </w:tc>
@@ -2648,7 +2780,7 @@
         <w:trPr/>
         <w:tc>
           <w:tcPr>
-            <w:tcW w:w="3959" w:type="dxa"/>
+            <w:tcW w:w="4078" w:type="dxa"/>
             <w:tcBorders/>
             <w:vAlign w:val="center"/>
           </w:tcPr>
@@ -2663,13 +2795,13 @@
             </w:pPr>
             <w:r>
               <w:rPr/>
-              <w:t>Radio page shows "Open the secure radio page"</w:t>
-            </w:r>
-          </w:p>
-        </w:tc>
-        <w:tc>
-          <w:tcPr>
-            <w:tcW w:w="6580" w:type="dxa"/>
+              <w:t>Bearing error per report, in degrees</w:t>
+            </w:r>
+          </w:p>
+        </w:tc>
+        <w:tc>
+          <w:tcPr>
+            <w:tcW w:w="6461" w:type="dxa"/>
             <w:tcBorders/>
             <w:vAlign w:val="center"/>
           </w:tcPr>
@@ -2684,7 +2816,7 @@
             </w:pPr>
             <w:r>
               <w:rPr/>
-              <w:t>You are on HTTP. Use the HTTPS address.</w:t>
+              <w:t>DF technique; whether multipath and the cone of confusion were recognised</w:t>
             </w:r>
           </w:p>
         </w:tc>
@@ -2693,7 +2825,7 @@
         <w:trPr/>
         <w:tc>
           <w:tcPr>
-            <w:tcW w:w="3959" w:type="dxa"/>
+            <w:tcW w:w="4078" w:type="dxa"/>
             <w:tcBorders/>
             <w:vAlign w:val="center"/>
           </w:tcPr>
@@ -2708,13 +2840,426 @@
             </w:pPr>
             <w:r>
               <w:rPr/>
+              <w:t>Closest point of approach, time to first good cut</w:t>
+            </w:r>
+          </w:p>
+        </w:tc>
+        <w:tc>
+          <w:tcPr>
+            <w:tcW w:w="6461" w:type="dxa"/>
+            <w:tcBorders/>
+            <w:vAlign w:val="center"/>
+          </w:tcPr>
+          <w:p>
+            <w:pPr>
+              <w:pStyle w:val="TableContents"/>
+              <w:widowControl w:val="false"/>
+              <w:suppressLineNumbers/>
+              <w:bidi w:val="0"/>
+              <w:jc w:val="left"/>
+              <w:rPr/>
+            </w:pPr>
+            <w:r>
+              <w:rPr/>
+              <w:t>Homing effectiveness</w:t>
+            </w:r>
+          </w:p>
+        </w:tc>
+      </w:tr>
+      <w:tr>
+        <w:trPr/>
+        <w:tc>
+          <w:tcPr>
+            <w:tcW w:w="4078" w:type="dxa"/>
+            <w:tcBorders/>
+            <w:vAlign w:val="center"/>
+          </w:tcPr>
+          <w:p>
+            <w:pPr>
+              <w:pStyle w:val="TableContents"/>
+              <w:widowControl w:val="false"/>
+              <w:suppressLineNumbers/>
+              <w:bidi w:val="0"/>
+              <w:jc w:val="left"/>
+              <w:rPr/>
+            </w:pPr>
+            <w:r>
+              <w:rPr/>
+              <w:t>Track efficiency against the assigned pattern</w:t>
+            </w:r>
+          </w:p>
+        </w:tc>
+        <w:tc>
+          <w:tcPr>
+            <w:tcW w:w="6461" w:type="dxa"/>
+            <w:tcBorders/>
+            <w:vAlign w:val="center"/>
+          </w:tcPr>
+          <w:p>
+            <w:pPr>
+              <w:pStyle w:val="TableContents"/>
+              <w:widowControl w:val="false"/>
+              <w:suppressLineNumbers/>
+              <w:bidi w:val="0"/>
+              <w:jc w:val="left"/>
+              <w:rPr/>
+            </w:pPr>
+            <w:r>
+              <w:rPr/>
+              <w:t>Pattern discipline</w:t>
+            </w:r>
+          </w:p>
+        </w:tc>
+      </w:tr>
+      <w:tr>
+        <w:trPr/>
+        <w:tc>
+          <w:tcPr>
+            <w:tcW w:w="4078" w:type="dxa"/>
+            <w:tcBorders/>
+            <w:vAlign w:val="center"/>
+          </w:tcPr>
+          <w:p>
+            <w:pPr>
+              <w:pStyle w:val="TableContents"/>
+              <w:widowControl w:val="false"/>
+              <w:suppressLineNumbers/>
+              <w:bidi w:val="0"/>
+              <w:jc w:val="left"/>
+              <w:rPr/>
+            </w:pPr>
+            <w:r>
+              <w:rPr/>
+              <w:t>Ops-normal report timing per aircraft</w:t>
+            </w:r>
+          </w:p>
+        </w:tc>
+        <w:tc>
+          <w:tcPr>
+            <w:tcW w:w="6461" w:type="dxa"/>
+            <w:tcBorders/>
+            <w:vAlign w:val="center"/>
+          </w:tcPr>
+          <w:p>
+            <w:pPr>
+              <w:pStyle w:val="TableContents"/>
+              <w:widowControl w:val="false"/>
+              <w:suppressLineNumbers/>
+              <w:bidi w:val="0"/>
+              <w:jc w:val="left"/>
+              <w:rPr/>
+            </w:pPr>
+            <w:r>
+              <w:rPr/>
+              <w:t>Communications discipline, cockpit and base</w:t>
+            </w:r>
+          </w:p>
+        </w:tc>
+      </w:tr>
+      <w:tr>
+        <w:trPr/>
+        <w:tc>
+          <w:tcPr>
+            <w:tcW w:w="4078" w:type="dxa"/>
+            <w:tcBorders/>
+            <w:vAlign w:val="center"/>
+          </w:tcPr>
+          <w:p>
+            <w:pPr>
+              <w:pStyle w:val="TableContents"/>
+              <w:widowControl w:val="false"/>
+              <w:suppressLineNumbers/>
+              <w:bidi w:val="0"/>
+              <w:jc w:val="left"/>
+              <w:rPr/>
+            </w:pPr>
+            <w:r>
+              <w:rPr/>
+              <w:t>Rejected or corrected cuts</w:t>
+            </w:r>
+          </w:p>
+        </w:tc>
+        <w:tc>
+          <w:tcPr>
+            <w:tcW w:w="6461" w:type="dxa"/>
+            <w:tcBorders/>
+            <w:vAlign w:val="center"/>
+          </w:tcPr>
+          <w:p>
+            <w:pPr>
+              <w:pStyle w:val="TableContents"/>
+              <w:widowControl w:val="false"/>
+              <w:suppressLineNumbers/>
+              <w:bidi w:val="0"/>
+              <w:jc w:val="left"/>
+              <w:rPr/>
+            </w:pPr>
+            <w:r>
+              <w:rPr/>
+              <w:t>Whether base cross-checked the aircraft</w:t>
+            </w:r>
+          </w:p>
+        </w:tc>
+      </w:tr>
+      <w:tr>
+        <w:trPr/>
+        <w:tc>
+          <w:tcPr>
+            <w:tcW w:w="4078" w:type="dxa"/>
+            <w:tcBorders/>
+            <w:vAlign w:val="center"/>
+          </w:tcPr>
+          <w:p>
+            <w:pPr>
+              <w:pStyle w:val="TableContents"/>
+              <w:widowControl w:val="false"/>
+              <w:suppressLineNumbers/>
+              <w:bidi w:val="0"/>
+              <w:jc w:val="left"/>
+              <w:rPr/>
+            </w:pPr>
+            <w:r>
+              <w:rPr/>
+              <w:t>Change across the three rehearsal sessions</w:t>
+            </w:r>
+          </w:p>
+        </w:tc>
+        <w:tc>
+          <w:tcPr>
+            <w:tcW w:w="6461" w:type="dxa"/>
+            <w:tcBorders/>
+            <w:vAlign w:val="center"/>
+          </w:tcPr>
+          <w:p>
+            <w:pPr>
+              <w:pStyle w:val="TableContents"/>
+              <w:widowControl w:val="false"/>
+              <w:suppressLineNumbers/>
+              <w:bidi w:val="0"/>
+              <w:jc w:val="left"/>
+              <w:rPr/>
+            </w:pPr>
+            <w:r>
+              <w:rPr/>
+              <w:t>Whether the rehearsal worked</w:t>
+            </w:r>
+          </w:p>
+        </w:tc>
+      </w:tr>
+    </w:tbl>
+    <w:p>
+      <w:pPr>
+        <w:pStyle w:val="Heading2"/>
+        <w:bidi w:val="0"/>
+        <w:jc w:val="left"/>
+        <w:rPr/>
+      </w:pPr>
+      <w:r>
+        <w:rPr/>
+        <w:t>9. AI Pilot deck (engineering)</w:t>
+      </w:r>
+    </w:p>
+    <w:p>
+      <w:pPr>
+        <w:pStyle w:val="BodyTextsub"/>
+        <w:bidi w:val="0"/>
+        <w:jc w:val="left"/>
+        <w:rPr/>
+      </w:pPr>
+      <w:r>
+        <w:rPr/>
+        <w:t>Not a participant surface, and not on the participant address.</w:t>
+      </w:r>
+    </w:p>
+    <w:p>
+      <w:pPr>
+        <w:pStyle w:val="BodyText"/>
+        <w:bidi w:val="0"/>
+        <w:jc w:val="left"/>
+        <w:rPr/>
+      </w:pPr>
+      <w:r>
+        <w:rPr/>
+        <w:drawing>
+          <wp:inline distT="0" distB="0" distL="0" distR="0">
+            <wp:extent cx="10477500" cy="6553200"/>
+            <wp:effectExtent l="0" t="0" r="0" b="0"/>
+            <wp:docPr id="9" name="Image9" descr="AI Pilot deck"/>
+            <wp:cNvGraphicFramePr>
+              <a:graphicFrameLocks xmlns:a="http://schemas.openxmlformats.org/drawingml/2006/main" noChangeAspect="1"/>
+            </wp:cNvGraphicFramePr>
+            <a:graphic xmlns:a="http://schemas.openxmlformats.org/drawingml/2006/main">
+              <a:graphicData uri="http://schemas.openxmlformats.org/drawingml/2006/picture">
+                <pic:pic xmlns:pic="http://schemas.openxmlformats.org/drawingml/2006/picture">
+                  <pic:nvPicPr>
+                    <pic:cNvPr id="9" name="Image9" descr="AI Pilot deck"/>
+                    <pic:cNvPicPr>
+                      <a:picLocks noChangeAspect="1" noChangeArrowheads="1"/>
+                    </pic:cNvPicPr>
+                  </pic:nvPicPr>
+                  <pic:blipFill>
+                    <a:blip r:embed="rId10"/>
+                    <a:stretch>
+                      <a:fillRect/>
+                    </a:stretch>
+                  </pic:blipFill>
+                  <pic:spPr bwMode="auto">
+                    <a:xfrm>
+                      <a:off x="0" y="0"/>
+                      <a:ext cx="10477500" cy="6553200"/>
+                    </a:xfrm>
+                    <a:prstGeom prst="rect">
+                      <a:avLst/>
+                    </a:prstGeom>
+                    <a:noFill/>
+                  </pic:spPr>
+                </pic:pic>
+              </a:graphicData>
+            </a:graphic>
+          </wp:inline>
+        </w:drawing>
+      </w:r>
+      <w:r>
+        <w:rPr/>
+        <w:t xml:space="preserve"> </w:t>
+      </w:r>
+    </w:p>
+    <w:p>
+      <w:pPr>
+        <w:pStyle w:val="BodyTextcap"/>
+        <w:bidi w:val="0"/>
+        <w:jc w:val="left"/>
+        <w:rPr/>
+      </w:pPr>
+      <w:r>
+        <w:rPr/>
+        <w:t>Figure 9 — The AI Pilot deck: primary flight instruments, mission profile, and the C182T POH checklists with an advisory copilot.</w:t>
+      </w:r>
+    </w:p>
+    <w:p>
+      <w:pPr>
+        <w:pStyle w:val="BodyText"/>
+        <w:bidi w:val="0"/>
+        <w:jc w:val="left"/>
+        <w:rPr/>
+      </w:pPr>
+      <w:r>
+        <w:rPr/>
+        <w:t>The deck is an engineering and flight-test tool for CAP 487. It shows live telemetry, the authentic C182T POH checklists, and an advisory copilot. Note the copilot's own message in Figure 9: legacy aircraft control is retired, and live control is restricted to the validated maneuver server with an explicit control lease.</w:t>
+      </w:r>
+    </w:p>
+    <w:p>
+      <w:pPr>
+        <w:pStyle w:val="BodyText"/>
+        <w:bidi w:val="0"/>
+        <w:jc w:val="left"/>
+        <w:rPr/>
+      </w:pPr>
+      <w:r>
+        <w:rPr/>
+        <w:t>It binds to the engineering workstation only and needs its own credential. It is deliberately not reachable from the participant address, because it can rewrite the engineering work queue.</w:t>
+      </w:r>
+    </w:p>
+    <w:p>
+      <w:pPr>
+        <w:pStyle w:val="Heading2"/>
+        <w:bidi w:val="0"/>
+        <w:jc w:val="left"/>
+        <w:rPr/>
+      </w:pPr>
+      <w:r>
+        <w:rPr/>
+        <w:t>10. If something is wrong</w:t>
+      </w:r>
+    </w:p>
+    <w:tbl>
+      <w:tblPr>
+        <w:tblW w:w="10539" w:type="dxa"/>
+        <w:jc w:val="left"/>
+        <w:tblInd w:w="28" w:type="dxa"/>
+        <w:tblLayout w:type="fixed"/>
+        <w:tblCellMar>
+          <w:top w:w="28" w:type="dxa"/>
+          <w:left w:w="28" w:type="dxa"/>
+          <w:bottom w:w="28" w:type="dxa"/>
+          <w:right w:w="28" w:type="dxa"/>
+        </w:tblCellMar>
+      </w:tblPr>
+      <w:tblGrid>
+        <w:gridCol w:w="3516"/>
+        <w:gridCol w:w="7023"/>
+      </w:tblGrid>
+      <w:tr>
+        <w:trPr/>
+        <w:tc>
+          <w:tcPr>
+            <w:tcW w:w="3516" w:type="dxa"/>
+            <w:tcBorders/>
+            <w:vAlign w:val="center"/>
+          </w:tcPr>
+          <w:p>
+            <w:pPr>
+              <w:pStyle w:val="TableHeading"/>
+              <w:suppressLineNumbers/>
+              <w:shd w:fill="E8E8E8" w:val="clear"/>
+              <w:bidi w:val="0"/>
+              <w:jc w:val="left"/>
+              <w:rPr/>
+            </w:pPr>
+            <w:r>
+              <w:rPr/>
+              <w:t>Symptom</w:t>
+            </w:r>
+          </w:p>
+        </w:tc>
+        <w:tc>
+          <w:tcPr>
+            <w:tcW w:w="7023" w:type="dxa"/>
+            <w:tcBorders/>
+            <w:vAlign w:val="center"/>
+          </w:tcPr>
+          <w:p>
+            <w:pPr>
+              <w:pStyle w:val="TableHeading"/>
+              <w:suppressLineNumbers/>
+              <w:shd w:fill="E8E8E8" w:val="clear"/>
+              <w:bidi w:val="0"/>
+              <w:jc w:val="left"/>
+              <w:rPr/>
+            </w:pPr>
+            <w:r>
+              <w:rPr/>
+              <w:t>Usual cause</w:t>
+            </w:r>
+          </w:p>
+        </w:tc>
+      </w:tr>
+      <w:tr>
+        <w:trPr/>
+        <w:tc>
+          <w:tcPr>
+            <w:tcW w:w="3516" w:type="dxa"/>
+            <w:tcBorders/>
+            <w:vAlign w:val="center"/>
+          </w:tcPr>
+          <w:p>
+            <w:pPr>
+              <w:pStyle w:val="TableContents"/>
+              <w:widowControl w:val="false"/>
+              <w:suppressLineNumbers/>
+              <w:bidi w:val="0"/>
+              <w:jc w:val="left"/>
+              <w:rPr/>
+            </w:pPr>
+            <w:r>
+              <w:rPr/>
               <w:t>Browser warns about the certificate</w:t>
             </w:r>
           </w:p>
         </w:tc>
         <w:tc>
           <w:tcPr>
-            <w:tcW w:w="6580" w:type="dxa"/>
+            <w:tcW w:w="7023" w:type="dxa"/>
             <w:tcBorders/>
             <w:vAlign w:val="center"/>
           </w:tcPr>
@@ -2728,14 +3273,14 @@
             </w:pPr>
             <w:r>
               <w:rPr/>
-              <w:t xml:space="preserve">The lab CA is not installed on that device yet. Install </w:t>
+              <w:t xml:space="preserve">The lab CA is not installed on that device. Fetch </w:t>
             </w:r>
             <w:r>
               <w:rPr>
                 <w:rFonts w:ascii="Liberation Mono;monospace" w:hAnsi="Liberation Mono;monospace"/>
                 <w:sz w:val="19"/>
               </w:rPr>
-              <w:t>/radio-ca.crt</w:t>
+              <w:t>http://ms01/radio-ca.crt</w:t>
             </w:r>
             <w:r>
               <w:rPr/>
@@ -2748,7 +3293,7 @@
         <w:trPr/>
         <w:tc>
           <w:tcPr>
-            <w:tcW w:w="3959" w:type="dxa"/>
+            <w:tcW w:w="3516" w:type="dxa"/>
             <w:tcBorders/>
             <w:vAlign w:val="center"/>
           </w:tcPr>
@@ -2763,13 +3308,13 @@
             </w:pPr>
             <w:r>
               <w:rPr/>
-              <w:t>Microphone does nothing</w:t>
-            </w:r>
-          </w:p>
-        </w:tc>
-        <w:tc>
-          <w:tcPr>
-            <w:tcW w:w="6580" w:type="dxa"/>
+              <w:t>Your badge is refused</w:t>
+            </w:r>
+          </w:p>
+        </w:tc>
+        <w:tc>
+          <w:tcPr>
+            <w:tcW w:w="7023" w:type="dxa"/>
             <w:tcBorders/>
             <w:vAlign w:val="center"/>
           </w:tcPr>
@@ -2784,7 +3329,7 @@
             </w:pPr>
             <w:r>
               <w:rPr/>
-              <w:t>Headset not paired at the device level, or not selected in operator setup.</w:t>
+              <w:t>You entered the short label only, or the roster was regenerated. Enter the full code, or ask for a new badge.</w:t>
             </w:r>
           </w:p>
         </w:tc>
@@ -2793,7 +3338,7 @@
         <w:trPr/>
         <w:tc>
           <w:tcPr>
-            <w:tcW w:w="3959" w:type="dxa"/>
+            <w:tcW w:w="3516" w:type="dxa"/>
             <w:tcBorders/>
             <w:vAlign w:val="center"/>
           </w:tcPr>
@@ -2808,13 +3353,13 @@
             </w:pPr>
             <w:r>
               <w:rPr/>
-              <w:t>Aircraft panel says "none reporting"</w:t>
-            </w:r>
-          </w:p>
-        </w:tc>
-        <w:tc>
-          <w:tcPr>
-            <w:tcW w:w="6580" w:type="dxa"/>
+              <w:t>A station you expect is missing from the portal</w:t>
+            </w:r>
+          </w:p>
+        </w:tc>
+        <w:tc>
+          <w:tcPr>
+            <w:tcW w:w="7023" w:type="dxa"/>
             <w:tcBorders/>
             <w:vAlign w:val="center"/>
           </w:tcPr>
@@ -2829,7 +3374,7 @@
             </w:pPr>
             <w:r>
               <w:rPr/>
-              <w:t>The X-Plane plugin is not connected, or its station file names a different console.</w:t>
+              <w:t>Your badge is for a different seat. Check with the director rather than typing the address directly.</w:t>
             </w:r>
           </w:p>
         </w:tc>
@@ -2838,7 +3383,7 @@
         <w:trPr/>
         <w:tc>
           <w:tcPr>
-            <w:tcW w:w="3959" w:type="dxa"/>
+            <w:tcW w:w="3516" w:type="dxa"/>
             <w:tcBorders/>
             <w:vAlign w:val="center"/>
           </w:tcPr>
@@ -2853,13 +3398,13 @@
             </w:pPr>
             <w:r>
               <w:rPr/>
-              <w:t>Base map shows no assigned pattern</w:t>
-            </w:r>
-          </w:p>
-        </w:tc>
-        <w:tc>
-          <w:tcPr>
-            <w:tcW w:w="6580" w:type="dxa"/>
+              <w:t>Microphone does nothing</w:t>
+            </w:r>
+          </w:p>
+        </w:tc>
+        <w:tc>
+          <w:tcPr>
+            <w:tcW w:w="7023" w:type="dxa"/>
             <w:tcBorders/>
             <w:vAlign w:val="center"/>
           </w:tcPr>
@@ -2874,7 +3419,7 @@
             </w:pPr>
             <w:r>
               <w:rPr/>
-              <w:t>The pattern was exported but not pushed to the console from the planner.</w:t>
+              <w:t>Headset not paired at device level, not selected in operator setup, or the certificate is not installed.</w:t>
             </w:r>
           </w:p>
         </w:tc>
@@ -2883,7 +3428,7 @@
         <w:trPr/>
         <w:tc>
           <w:tcPr>
-            <w:tcW w:w="3959" w:type="dxa"/>
+            <w:tcW w:w="3516" w:type="dxa"/>
             <w:tcBorders/>
             <w:vAlign w:val="center"/>
           </w:tcPr>
@@ -2898,13 +3443,13 @@
             </w:pPr>
             <w:r>
               <w:rPr/>
-              <w:t>Debrief shows no bearing errors</w:t>
-            </w:r>
-          </w:p>
-        </w:tc>
-        <w:tc>
-          <w:tcPr>
-            <w:tcW w:w="6580" w:type="dxa"/>
+              <w:t>Aircraft panel says "none reporting"</w:t>
+            </w:r>
+          </w:p>
+        </w:tc>
+        <w:tc>
+          <w:tcPr>
+            <w:tcW w:w="7023" w:type="dxa"/>
             <w:tcBorders/>
             <w:vAlign w:val="center"/>
           </w:tcPr>
@@ -2919,7 +3464,152 @@
             </w:pPr>
             <w:r>
               <w:rPr/>
+              <w:t>The X-Plane plugin is not connected, or its station file names a different console.</w:t>
+            </w:r>
+          </w:p>
+        </w:tc>
+      </w:tr>
+      <w:tr>
+        <w:trPr/>
+        <w:tc>
+          <w:tcPr>
+            <w:tcW w:w="3516" w:type="dxa"/>
+            <w:tcBorders/>
+            <w:vAlign w:val="center"/>
+          </w:tcPr>
+          <w:p>
+            <w:pPr>
+              <w:pStyle w:val="TableContents"/>
+              <w:widowControl w:val="false"/>
+              <w:suppressLineNumbers/>
+              <w:bidi w:val="0"/>
+              <w:jc w:val="left"/>
+              <w:rPr/>
+            </w:pPr>
+            <w:r>
+              <w:rPr/>
+              <w:t>Base map shows no assigned pattern</w:t>
+            </w:r>
+          </w:p>
+        </w:tc>
+        <w:tc>
+          <w:tcPr>
+            <w:tcW w:w="7023" w:type="dxa"/>
+            <w:tcBorders/>
+            <w:vAlign w:val="center"/>
+          </w:tcPr>
+          <w:p>
+            <w:pPr>
+              <w:pStyle w:val="TableContents"/>
+              <w:widowControl w:val="false"/>
+              <w:suppressLineNumbers/>
+              <w:bidi w:val="0"/>
+              <w:jc w:val="left"/>
+              <w:rPr/>
+            </w:pPr>
+            <w:r>
+              <w:rPr/>
+              <w:t>The pattern was exported but not pushed to the console from the planner.</w:t>
+            </w:r>
+          </w:p>
+        </w:tc>
+      </w:tr>
+      <w:tr>
+        <w:trPr/>
+        <w:tc>
+          <w:tcPr>
+            <w:tcW w:w="3516" w:type="dxa"/>
+            <w:tcBorders/>
+            <w:vAlign w:val="center"/>
+          </w:tcPr>
+          <w:p>
+            <w:pPr>
+              <w:pStyle w:val="TableContents"/>
+              <w:widowControl w:val="false"/>
+              <w:suppressLineNumbers/>
+              <w:bidi w:val="0"/>
+              <w:jc w:val="left"/>
+              <w:rPr/>
+            </w:pPr>
+            <w:r>
+              <w:rPr/>
+              <w:t>Debrief shows no bearing errors</w:t>
+            </w:r>
+          </w:p>
+        </w:tc>
+        <w:tc>
+          <w:tcPr>
+            <w:tcW w:w="7023" w:type="dxa"/>
+            <w:tcBorders/>
+            <w:vAlign w:val="center"/>
+          </w:tcPr>
+          <w:p>
+            <w:pPr>
+              <w:pStyle w:val="TableContents"/>
+              <w:widowControl w:val="false"/>
+              <w:suppressLineNumbers/>
+              <w:bidi w:val="0"/>
+              <w:jc w:val="left"/>
+              <w:rPr/>
+            </w:pPr>
+            <w:r>
+              <w:rPr/>
               <w:t>The beacon was never revealed for that sortie.</w:t>
+            </w:r>
+          </w:p>
+        </w:tc>
+      </w:tr>
+      <w:tr>
+        <w:trPr/>
+        <w:tc>
+          <w:tcPr>
+            <w:tcW w:w="3516" w:type="dxa"/>
+            <w:tcBorders/>
+            <w:vAlign w:val="center"/>
+          </w:tcPr>
+          <w:p>
+            <w:pPr>
+              <w:pStyle w:val="TableContents"/>
+              <w:widowControl w:val="false"/>
+              <w:suppressLineNumbers/>
+              <w:bidi w:val="0"/>
+              <w:jc w:val="left"/>
+              <w:rPr/>
+            </w:pPr>
+            <w:r>
+              <w:rPr/>
+              <w:t>An old bookmark on port 8700, 8090 or 8743 fails</w:t>
+            </w:r>
+          </w:p>
+        </w:tc>
+        <w:tc>
+          <w:tcPr>
+            <w:tcW w:w="7023" w:type="dxa"/>
+            <w:tcBorders/>
+            <w:vAlign w:val="center"/>
+          </w:tcPr>
+          <w:p>
+            <w:pPr>
+              <w:pStyle w:val="TableContents"/>
+              <w:bidi w:val="0"/>
+              <w:ind w:hanging="0" w:left="0" w:right="0"/>
+              <w:jc w:val="left"/>
+              <w:rPr/>
+            </w:pPr>
+            <w:r>
+              <w:rPr/>
+              <w:t xml:space="preserve">Those ports are closed. Everything is behind </w:t>
+            </w:r>
+            <w:r>
+              <w:rPr>
+                <w:rFonts w:ascii="Liberation Mono;monospace" w:hAnsi="Liberation Mono;monospace"/>
+                <w:sz w:val="19"/>
+              </w:rPr>
+              <w:t>https://ms01/</w:t>
+            </w:r>
+            <w:r>
+              <w:rPr/>
+              <w:t xml:space="preserve"> now.</w:t>
             </w:r>
           </w:p>
         </w:tc>
@@ -2934,7 +3624,7 @@
       </w:pPr>
       <w:r>
         <w:rPr/>
-        <w:t>9. Known limits</w:t>
+        <w:t>11. Known limits</w:t>
       </w:r>
     </w:p>
     <w:p>
@@ -2942,7 +3632,7 @@
         <w:pStyle w:val="BodyText"/>
         <w:numPr>
           <w:ilvl w:val="0"/>
-          <w:numId w:val="5"/>
+          <w:numId w:val="6"/>
         </w:numPr>
         <w:tabs>
           <w:tab w:val="clear" w:pos="709"/>
@@ -2970,7 +3660,7 @@
         <w:pStyle w:val="BodyText"/>
         <w:numPr>
           <w:ilvl w:val="0"/>
-          <w:numId w:val="5"/>
+          <w:numId w:val="6"/>
         </w:numPr>
         <w:tabs>
           <w:tab w:val="clear" w:pos="709"/>
@@ -2998,7 +3688,7 @@
         <w:pStyle w:val="BodyText"/>
         <w:numPr>
           <w:ilvl w:val="0"/>
-          <w:numId w:val="5"/>
+          <w:numId w:val="6"/>
         </w:numPr>
         <w:tabs>
           <w:tab w:val="clear" w:pos="709"/>
@@ -3026,7 +3716,7 @@
         <w:pStyle w:val="BodyText"/>
         <w:numPr>
           <w:ilvl w:val="0"/>
-          <w:numId w:val="5"/>
+          <w:numId w:val="6"/>
         </w:numPr>
         <w:tabs>
           <w:tab w:val="clear" w:pos="709"/>
@@ -3054,7 +3744,7 @@
         <w:pStyle w:val="BodyText"/>
         <w:numPr>
           <w:ilvl w:val="0"/>
-          <w:numId w:val="5"/>
+          <w:numId w:val="6"/>
         </w:numPr>
         <w:tabs>
           <w:tab w:val="clear" w:pos="709"/>
@@ -3069,11 +3759,11 @@
         <w:rPr>
           <w:b/>
         </w:rPr>
-        <w:t>The deployed build predates the September access-control work.</w:t>
-      </w:r>
-      <w:r>
-        <w:rPr/>
-        <w:t xml:space="preserve"> Until it is redeployed, the console does not ask who you are. Treat the mission network as the only boundary, and do not expose it beyond the lab. </w:t>
+        <w:t>Creating a scenario requires an instructor.</w:t>
+      </w:r>
+      <w:r>
+        <w:rPr/>
+        <w:t xml:space="preserve"> An AOBD holding aircrew rights cannot push a pattern that creates one; that is a seat-versus-role question still open in the design. </w:t>
       </w:r>
     </w:p>
     <w:p>
@@ -3161,7 +3851,7 @@
           <w:sz w:val="20"/>
           <w:bdr w:val="single" w:sz="2" w:space="8" w:color="000000"/>
         </w:rPr>
-        <w:t xml:space="preserve"> — the authoritative status of every known defect. </w:t>
+        <w:t xml:space="preserve"> — authoritative status of every known defect. </w:t>
       </w:r>
     </w:p>
     <w:sectPr>
@@ -3181,6 +3871,125 @@
   <w:abstractNum w:abstractNumId="1">
     <w:lvl w:ilvl="0">
       <w:start w:val="1"/>
+      <w:numFmt w:val="decimal"/>
+      <w:lvlText w:val="%1."/>
+      <w:lvlJc w:val="left"/>
+      <w:pPr>
+        <w:tabs>
+          <w:tab w:val="num" w:pos="709"/>
+        </w:tabs>
+        <w:ind w:left="709" w:hanging="283"/>
+      </w:pPr>
+      <w:rPr/>
+    </w:lvl>
+    <w:lvl w:ilvl="1">
+      <w:start w:val="1"/>
+      <w:numFmt w:val="decimal"/>
+      <w:lvlText w:val="%2."/>
+      <w:lvlJc w:val="left"/>
+      <w:pPr>
+        <w:tabs>
+          <w:tab w:val="num" w:pos="1418"/>
+        </w:tabs>
+        <w:ind w:left="1418" w:hanging="283"/>
+      </w:pPr>
+      <w:rPr/>
+    </w:lvl>
+    <w:lvl w:ilvl="2">
+      <w:start w:val="1"/>
+      <w:numFmt w:val="decimal"/>
+      <w:lvlText w:val="%3."/>
+      <w:lvlJc w:val="left"/>
+      <w:pPr>
+        <w:tabs>
+          <w:tab w:val="num" w:pos="2127"/>
+        </w:tabs>
+        <w:ind w:left="2127" w:hanging="283"/>
+      </w:pPr>
+      <w:rPr/>
+    </w:lvl>
+    <w:lvl w:ilvl="3">
+      <w:start w:val="1"/>
+      <w:numFmt w:val="decimal"/>
+      <w:lvlText w:val="%4."/>
+      <w:lvlJc w:val="left"/>
+      <w:pPr>
+        <w:tabs>
+          <w:tab w:val="num" w:pos="2836"/>
+        </w:tabs>
+        <w:ind w:left="2836" w:hanging="283"/>
+      </w:pPr>
+      <w:rPr/>
+    </w:lvl>
+    <w:lvl w:ilvl="4">
+      <w:start w:val="1"/>
+      <w:numFmt w:val="decimal"/>
+      <w:lvlText w:val="%5."/>
+      <w:lvlJc w:val="left"/>
+      <w:pPr>
+        <w:tabs>
+          <w:tab w:val="num" w:pos="3545"/>
+        </w:tabs>
+        <w:ind w:left="3545" w:hanging="283"/>
+      </w:pPr>
+      <w:rPr/>
+    </w:lvl>
+    <w:lvl w:ilvl="5">
+      <w:start w:val="1"/>
+      <w:numFmt w:val="decimal"/>
+      <w:lvlText w:val="%6."/>
+      <w:lvlJc w:val="left"/>
+      <w:pPr>
+        <w:tabs>
+          <w:tab w:val="num" w:pos="4254"/>
+        </w:tabs>
+        <w:ind w:left="4254" w:hanging="283"/>
+      </w:pPr>
+      <w:rPr/>
+    </w:lvl>
+    <w:lvl w:ilvl="6">
+      <w:start w:val="1"/>
+      <w:numFmt w:val="decimal"/>
+      <w:lvlText w:val="%7."/>
+      <w:lvlJc w:val="left"/>
+      <w:pPr>
+        <w:tabs>
+          <w:tab w:val="num" w:pos="4963"/>
+        </w:tabs>
+        <w:ind w:left="4963" w:hanging="283"/>
+      </w:pPr>
+      <w:rPr/>
+    </w:lvl>
+    <w:lvl w:ilvl="7">
+      <w:start w:val="1"/>
+      <w:numFmt w:val="decimal"/>
+      <w:lvlText w:val="%8."/>
+      <w:lvlJc w:val="left"/>
+      <w:pPr>
+        <w:tabs>
+          <w:tab w:val="num" w:pos="5672"/>
+        </w:tabs>
+        <w:ind w:left="5672" w:hanging="283"/>
+      </w:pPr>
+      <w:rPr/>
+    </w:lvl>
+    <w:lvl w:ilvl="8">
+      <w:start w:val="1"/>
+      <w:numFmt w:val="decimal"/>
+      <w:lvlText w:val="%9."/>
+      <w:lvlJc w:val="left"/>
+      <w:pPr>
+        <w:tabs>
+          <w:tab w:val="num" w:pos="6381"/>
+        </w:tabs>
+        <w:ind w:left="6381" w:hanging="283"/>
+      </w:pPr>
+      <w:rPr/>
+    </w:lvl>
+  </w:abstractNum>
+  <w:abstractNum w:abstractNumId="2">
+    <w:lvl w:ilvl="0">
+      <w:start w:val="1"/>
       <w:numFmt w:val="bullet"/>
       <w:lvlText w:val=""/>
       <w:lvlJc w:val="left"/>
@@ -3315,7 +4124,7 @@
       </w:rPr>
     </w:lvl>
   </w:abstractNum>
-  <w:abstractNum w:abstractNumId="2">
+  <w:abstractNum w:abstractNumId="3">
     <w:lvl w:ilvl="0">
       <w:start w:val="1"/>
       <w:numFmt w:val="bullet"/>
@@ -3452,7 +4261,7 @@
       </w:rPr>
     </w:lvl>
   </w:abstractNum>
-  <w:abstractNum w:abstractNumId="3">
+  <w:abstractNum w:abstractNumId="4">
     <w:lvl w:ilvl="0">
       <w:start w:val="1"/>
       <w:numFmt w:val="decimal"/>
@@ -3571,7 +4380,7 @@
       <w:rPr/>
     </w:lvl>
   </w:abstractNum>
-  <w:abstractNum w:abstractNumId="4">
+  <w:abstractNum w:abstractNumId="5">
     <w:lvl w:ilvl="0">
       <w:start w:val="1"/>
       <w:numFmt w:val="bullet"/>
@@ -3708,7 +4517,7 @@
       </w:rPr>
     </w:lvl>
   </w:abstractNum>
-  <w:abstractNum w:abstractNumId="5">
+  <w:abstractNum w:abstractNumId="6">
     <w:lvl w:ilvl="0">
       <w:start w:val="1"/>
       <w:numFmt w:val="bullet"/>
@@ -3845,7 +4654,7 @@
       </w:rPr>
     </w:lvl>
   </w:abstractNum>
-  <w:abstractNum w:abstractNumId="6">
+  <w:abstractNum w:abstractNumId="7">
     <w:lvl w:ilvl="0">
       <w:start w:val="1"/>
       <w:numFmt w:val="none"/>
@@ -3984,6 +4793,9 @@
   </w:num>
   <w:num w:numId="6">
     <w:abstractNumId w:val="6"/>
+  </w:num>
+  <w:num w:numId="7">
+    <w:abstractNumId w:val="7"/>
   </w:num>
 </w:numbering>
 </file>
@@ -4075,17 +4887,17 @@
       <w:szCs w:val="24"/>
     </w:rPr>
   </w:style>
+  <w:style w:type="character" w:styleId="NumberingSymbols">
+    <w:name w:val="Numbering Symbols"/>
+    <w:qFormat/>
+    <w:rPr/>
+  </w:style>
   <w:style w:type="character" w:styleId="Bullets">
     <w:name w:val="Bullets"/>
     <w:qFormat/>
     <w:rPr>
       <w:rFonts w:ascii="OpenSymbol" w:hAnsi="OpenSymbol" w:eastAsia="OpenSymbol" w:cs="OpenSymbol"/>
     </w:rPr>
-  </w:style>
-  <w:style w:type="character" w:styleId="NumberingSymbols">
-    <w:name w:val="Numbering Symbols"/>
-    <w:qFormat/>
-    <w:rPr/>
   </w:style>
   <w:style w:type="paragraph" w:styleId="Heading">
     <w:name w:val="Heading"/>
